--- a/archivos/Curriculum William Amaya.docx
+++ b/archivos/Curriculum William Amaya.docx
@@ -11,6 +11,149 @@
           <w:lang w:val="es-US"/>
         </w:rPr>
       </w:pPr>
+      <w:r>
+        <w:rPr>
+          <w:rFonts w:ascii="Times New Roman" w:hAnsi="Times New Roman" w:cs="Times New Roman"/>
+          <w:noProof/>
+          <w:sz w:val="24"/>
+          <w:szCs w:val="24"/>
+          <w:lang w:val="es-US"/>
+        </w:rPr>
+        <mc:AlternateContent>
+          <mc:Choice Requires="wpg">
+            <w:drawing>
+              <wp:anchor distT="0" distB="0" distL="114300" distR="114300" simplePos="0" relativeHeight="251709440" behindDoc="0" locked="0" layoutInCell="1" allowOverlap="1" wp14:anchorId="4D9CB8F5" wp14:editId="124A7A7F">
+                <wp:simplePos x="0" y="0"/>
+                <wp:positionH relativeFrom="column">
+                  <wp:posOffset>4406265</wp:posOffset>
+                </wp:positionH>
+                <wp:positionV relativeFrom="paragraph">
+                  <wp:posOffset>8063230</wp:posOffset>
+                </wp:positionV>
+                <wp:extent cx="1671955" cy="728980"/>
+                <wp:effectExtent l="0" t="0" r="4445" b="0"/>
+                <wp:wrapNone/>
+                <wp:docPr id="1323118349" name="Grupo 17"/>
+                <wp:cNvGraphicFramePr/>
+                <a:graphic xmlns:a="http://schemas.openxmlformats.org/drawingml/2006/main">
+                  <a:graphicData uri="http://schemas.microsoft.com/office/word/2010/wordprocessingGroup">
+                    <wpg:wgp>
+                      <wpg:cNvGrpSpPr/>
+                      <wpg:grpSpPr>
+                        <a:xfrm>
+                          <a:off x="0" y="0"/>
+                          <a:ext cx="1671955" cy="728980"/>
+                          <a:chOff x="0" y="0"/>
+                          <a:chExt cx="1671955" cy="728980"/>
+                        </a:xfrm>
+                      </wpg:grpSpPr>
+                      <pic:pic xmlns:pic="http://schemas.openxmlformats.org/drawingml/2006/picture">
+                        <pic:nvPicPr>
+                          <pic:cNvPr id="496076150" name="Imagen 25" descr="CCNA: Switching, Routing, and Wireless Essentials badge image. Issued by Cisco"/>
+                          <pic:cNvPicPr>
+                            <a:picLocks noChangeAspect="1"/>
+                          </pic:cNvPicPr>
+                        </pic:nvPicPr>
+                        <pic:blipFill>
+                          <a:blip r:embed="rId5" cstate="print">
+                            <a:extLst>
+                              <a:ext uri="{28A0092B-C50C-407E-A947-70E740481C1C}">
+                                <a14:useLocalDpi xmlns:a14="http://schemas.microsoft.com/office/drawing/2010/main" val="0"/>
+                              </a:ext>
+                            </a:extLst>
+                          </a:blip>
+                          <a:srcRect/>
+                          <a:stretch>
+                            <a:fillRect/>
+                          </a:stretch>
+                        </pic:blipFill>
+                        <pic:spPr bwMode="auto">
+                          <a:xfrm>
+                            <a:off x="0" y="9525"/>
+                            <a:ext cx="719455" cy="719455"/>
+                          </a:xfrm>
+                          <a:prstGeom prst="rect">
+                            <a:avLst/>
+                          </a:prstGeom>
+                          <a:noFill/>
+                          <a:ln>
+                            <a:noFill/>
+                          </a:ln>
+                        </pic:spPr>
+                      </pic:pic>
+                      <pic:pic xmlns:pic="http://schemas.openxmlformats.org/drawingml/2006/picture">
+                        <pic:nvPicPr>
+                          <pic:cNvPr id="843841703" name="Imagen 26" descr="CCNA: Enterprise Networking, Security, and Automation badge image. Issued by Cisco"/>
+                          <pic:cNvPicPr>
+                            <a:picLocks noChangeAspect="1"/>
+                          </pic:cNvPicPr>
+                        </pic:nvPicPr>
+                        <pic:blipFill>
+                          <a:blip r:embed="rId6" cstate="print">
+                            <a:extLst>
+                              <a:ext uri="{28A0092B-C50C-407E-A947-70E740481C1C}">
+                                <a14:useLocalDpi xmlns:a14="http://schemas.microsoft.com/office/drawing/2010/main" val="0"/>
+                              </a:ext>
+                            </a:extLst>
+                          </a:blip>
+                          <a:srcRect/>
+                          <a:stretch>
+                            <a:fillRect/>
+                          </a:stretch>
+                        </pic:blipFill>
+                        <pic:spPr bwMode="auto">
+                          <a:xfrm>
+                            <a:off x="952500" y="0"/>
+                            <a:ext cx="719455" cy="719455"/>
+                          </a:xfrm>
+                          <a:prstGeom prst="rect">
+                            <a:avLst/>
+                          </a:prstGeom>
+                          <a:noFill/>
+                          <a:ln>
+                            <a:noFill/>
+                          </a:ln>
+                        </pic:spPr>
+                      </pic:pic>
+                    </wpg:wgp>
+                  </a:graphicData>
+                </a:graphic>
+              </wp:anchor>
+            </w:drawing>
+          </mc:Choice>
+          <mc:Fallback>
+            <w:pict>
+              <v:group w14:anchorId="52F433FA" id="Grupo 17" o:spid="_x0000_s1026" style="position:absolute;margin-left:346.95pt;margin-top:634.9pt;width:131.65pt;height:57.4pt;z-index:251709440" coordsize="16719,7289" o:gfxdata="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">
+                <v:shapetype id="_x0000_t75" coordsize="21600,21600" o:spt="75" o:preferrelative="t" path="m@4@5l@4@11@9@11@9@5xe" filled="f" stroked="f">
+                  <v:stroke joinstyle="miter"/>
+                  <v:formulas>
+                    <v:f eqn="if lineDrawn pixelLineWidth 0"/>
+                    <v:f eqn="sum @0 1 0"/>
+                    <v:f eqn="sum 0 0 @1"/>
+                    <v:f eqn="prod @2 1 2"/>
+                    <v:f eqn="prod @3 21600 pixelWidth"/>
+                    <v:f eqn="prod @3 21600 pixelHeight"/>
+                    <v:f eqn="sum @0 0 1"/>
+                    <v:f eqn="prod @6 1 2"/>
+                    <v:f eqn="prod @7 21600 pixelWidth"/>
+                    <v:f eqn="sum @8 21600 0"/>
+                    <v:f eqn="prod @7 21600 pixelHeight"/>
+                    <v:f eqn="sum @10 21600 0"/>
+                  </v:formulas>
+                  <v:path o:extrusionok="f" gradientshapeok="t" o:connecttype="rect"/>
+                  <o:lock v:ext="edit" aspectratio="t"/>
+                </v:shapetype>
+                <v:shape id="Imagen 25" o:spid="_x0000_s1027" type="#_x0000_t75" alt="CCNA: Switching, Routing, and Wireless Essentials badge image. Issued by Cisco" style="position:absolute;top:95;width:7194;height:7194;visibility:visible;mso-wrap-style:square" o:gfxdata="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">
+                  <v:imagedata r:id="rId7" o:title=" Switching, Routing, and Wireless Essentials badge image"/>
+                </v:shape>
+                <v:shape id="Imagen 26" o:spid="_x0000_s1028" type="#_x0000_t75" alt="CCNA: Enterprise Networking, Security, and Automation badge image. Issued by Cisco" style="position:absolute;left:9525;width:7194;height:7194;visibility:visible;mso-wrap-style:square" o:gfxdata="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">
+                  <v:imagedata r:id="rId8" o:title=" Enterprise Networking, Security, and Automation badge image"/>
+                </v:shape>
+              </v:group>
+            </w:pict>
+          </mc:Fallback>
+        </mc:AlternateContent>
+      </w:r>
       <w:r>
         <w:rPr>
           <w:rFonts w:ascii="Times New Roman" w:hAnsi="Times New Roman" w:cs="Times New Roman"/>
@@ -22,15 +165,15 @@
         <mc:AlternateContent>
           <mc:Choice Requires="wps">
             <w:drawing>
-              <wp:anchor distT="0" distB="0" distL="114300" distR="114300" simplePos="0" relativeHeight="251659264" behindDoc="0" locked="0" layoutInCell="1" allowOverlap="1" wp14:anchorId="4FC4AE30" wp14:editId="5C534ED6">
+              <wp:anchor distT="0" distB="0" distL="114300" distR="114300" simplePos="0" relativeHeight="251658240" behindDoc="0" locked="0" layoutInCell="1" allowOverlap="1" wp14:anchorId="4FC4AE30" wp14:editId="313E9EED">
                 <wp:simplePos x="0" y="0"/>
-                <wp:positionH relativeFrom="column">
-                  <wp:posOffset>-1022985</wp:posOffset>
+                <wp:positionH relativeFrom="page">
+                  <wp:posOffset>0</wp:posOffset>
                 </wp:positionH>
                 <wp:positionV relativeFrom="paragraph">
-                  <wp:posOffset>1214754</wp:posOffset>
+                  <wp:posOffset>1310005</wp:posOffset>
                 </wp:positionV>
-                <wp:extent cx="2468880" cy="7870825"/>
+                <wp:extent cx="2468880" cy="5527675"/>
                 <wp:effectExtent l="0" t="0" r="7620" b="0"/>
                 <wp:wrapNone/>
                 <wp:docPr id="9" name="Rectángulo 9"/>
@@ -42,7 +185,7 @@
                       <wps:spPr>
                         <a:xfrm>
                           <a:off x="0" y="0"/>
-                          <a:ext cx="2468880" cy="7870825"/>
+                          <a:ext cx="2468880" cy="5527675"/>
                         </a:xfrm>
                         <a:prstGeom prst="rect">
                           <a:avLst/>
@@ -293,7 +436,17 @@
                                 <w:szCs w:val="18"/>
                                 <w:lang w:val="es-ES"/>
                               </w:rPr>
-                              <w:t xml:space="preserve"> Sistemas Operativos </w:t>
+                              <w:t xml:space="preserve"> Sistemas </w:t>
+                            </w:r>
+                            <w:proofErr w:type="gramStart"/>
+                            <w:r>
+                              <w:rPr>
+                                <w:color w:val="FFFFFF" w:themeColor="background1"/>
+                                <w:sz w:val="18"/>
+                                <w:szCs w:val="18"/>
+                                <w:lang w:val="es-ES"/>
+                              </w:rPr>
+                              <w:t xml:space="preserve">Operativos </w:t>
                             </w:r>
                             <w:r>
                               <w:rPr>
@@ -302,7 +455,17 @@
                                 <w:szCs w:val="18"/>
                                 <w:lang w:val="es-ES"/>
                               </w:rPr>
-                              <w:t xml:space="preserve"> Linux(Kali, </w:t>
+                              <w:t xml:space="preserve"> Linux</w:t>
+                            </w:r>
+                            <w:proofErr w:type="gramEnd"/>
+                            <w:r>
+                              <w:rPr>
+                                <w:color w:val="FFFFFF" w:themeColor="background1"/>
+                                <w:sz w:val="18"/>
+                                <w:szCs w:val="18"/>
+                                <w:lang w:val="es-ES"/>
+                              </w:rPr>
+                              <w:t xml:space="preserve">(Kali, </w:t>
                             </w:r>
                             <w:proofErr w:type="spellStart"/>
                             <w:r>
@@ -469,228 +632,6 @@
                                 <w:b/>
                                 <w:bCs/>
                                 <w:color w:val="FFFFFF" w:themeColor="background1"/>
-                                <w:lang w:val="es-ES"/>
-                              </w:rPr>
-                            </w:pPr>
-                            <w:r>
-                              <w:rPr>
-                                <w:b/>
-                                <w:bCs/>
-                                <w:color w:val="FFFFFF" w:themeColor="background1"/>
-                                <w:lang w:val="es-ES"/>
-                              </w:rPr>
-                              <w:t>Metas</w:t>
-                            </w:r>
-                          </w:p>
-                          <w:p>
-                            <w:pPr>
-                              <w:pStyle w:val="Prrafodelista"/>
-                              <w:numPr>
-                                <w:ilvl w:val="0"/>
-                                <w:numId w:val="10"/>
-                              </w:numPr>
-                              <w:spacing w:line="276" w:lineRule="auto"/>
-                              <w:jc w:val="both"/>
-                              <w:rPr>
-                                <w:b/>
-                                <w:bCs/>
-                                <w:color w:val="FFFFFF" w:themeColor="background1"/>
-                                <w:sz w:val="18"/>
-                                <w:szCs w:val="18"/>
-                                <w:lang w:val="es-ES"/>
-                              </w:rPr>
-                            </w:pPr>
-                            <w:r>
-                              <w:rPr>
-                                <w:color w:val="FFFFFF" w:themeColor="background1"/>
-                                <w:sz w:val="18"/>
-                                <w:szCs w:val="18"/>
-                                <w:lang w:val="es-ES"/>
-                              </w:rPr>
-                              <w:t xml:space="preserve">Desarrollar mis competencias en el área de </w:t>
-                            </w:r>
-                            <w:r>
-                              <w:rPr>
-                                <w:color w:val="FFFFFF" w:themeColor="background1"/>
-                                <w:sz w:val="18"/>
-                                <w:szCs w:val="18"/>
-                                <w:lang w:val="es-ES"/>
-                              </w:rPr>
-                              <w:t>Seguridad informática</w:t>
-                            </w:r>
-                            <w:r>
-                              <w:rPr>
-                                <w:color w:val="FFFFFF" w:themeColor="background1"/>
-                                <w:sz w:val="18"/>
-                                <w:szCs w:val="18"/>
-                                <w:lang w:val="es-ES"/>
-                              </w:rPr>
-                              <w:t>.</w:t>
-                            </w:r>
-                          </w:p>
-                          <w:p>
-                            <w:pPr>
-                              <w:pStyle w:val="Prrafodelista"/>
-                              <w:numPr>
-                                <w:ilvl w:val="0"/>
-                                <w:numId w:val="10"/>
-                              </w:numPr>
-                              <w:spacing w:line="276" w:lineRule="auto"/>
-                              <w:jc w:val="both"/>
-                              <w:rPr>
-                                <w:b/>
-                                <w:bCs/>
-                                <w:color w:val="FFFFFF" w:themeColor="background1"/>
-                                <w:sz w:val="18"/>
-                                <w:szCs w:val="18"/>
-                                <w:lang w:val="es-ES"/>
-                              </w:rPr>
-                            </w:pPr>
-                            <w:r>
-                              <w:rPr>
-                                <w:color w:val="FFFFFF" w:themeColor="background1"/>
-                                <w:sz w:val="18"/>
-                                <w:szCs w:val="18"/>
-                                <w:lang w:val="es-ES"/>
-                              </w:rPr>
-                              <w:t>Tener mayor conocimiento sobre ingeniería social.</w:t>
-                            </w:r>
-                          </w:p>
-                          <w:p>
-                            <w:pPr>
-                              <w:pStyle w:val="Prrafodelista"/>
-                              <w:numPr>
-                                <w:ilvl w:val="0"/>
-                                <w:numId w:val="10"/>
-                              </w:numPr>
-                              <w:spacing w:line="276" w:lineRule="auto"/>
-                              <w:jc w:val="both"/>
-                              <w:rPr>
-                                <w:b/>
-                                <w:bCs/>
-                                <w:color w:val="FFFFFF" w:themeColor="background1"/>
-                                <w:sz w:val="18"/>
-                                <w:szCs w:val="18"/>
-                                <w:lang w:val="es-ES"/>
-                              </w:rPr>
-                            </w:pPr>
-                            <w:r>
-                              <w:rPr>
-                                <w:color w:val="FFFFFF" w:themeColor="background1"/>
-                                <w:sz w:val="18"/>
-                                <w:szCs w:val="18"/>
-                                <w:lang w:val="es-ES"/>
-                              </w:rPr>
-                              <w:t xml:space="preserve">Mejorar mis competencias sobre el uso de herramientas </w:t>
-                            </w:r>
-                            <w:proofErr w:type="spellStart"/>
-                            <w:r>
-                              <w:rPr>
-                                <w:color w:val="FFFFFF" w:themeColor="background1"/>
-                                <w:sz w:val="18"/>
-                                <w:szCs w:val="18"/>
-                                <w:lang w:val="es-ES"/>
-                              </w:rPr>
-                              <w:t>Metasploit</w:t>
-                            </w:r>
-                            <w:proofErr w:type="spellEnd"/>
-                            <w:r>
-                              <w:rPr>
-                                <w:color w:val="FFFFFF" w:themeColor="background1"/>
-                                <w:sz w:val="18"/>
-                                <w:szCs w:val="18"/>
-                                <w:lang w:val="es-ES"/>
-                              </w:rPr>
-                              <w:t xml:space="preserve"> para vulnerar distintos dispositivos.</w:t>
-                            </w:r>
-                          </w:p>
-                          <w:p>
-                            <w:pPr>
-                              <w:pStyle w:val="Prrafodelista"/>
-                              <w:numPr>
-                                <w:ilvl w:val="0"/>
-                                <w:numId w:val="10"/>
-                              </w:numPr>
-                              <w:spacing w:line="276" w:lineRule="auto"/>
-                              <w:jc w:val="both"/>
-                              <w:rPr>
-                                <w:color w:val="FFFFFF" w:themeColor="background1"/>
-                                <w:sz w:val="18"/>
-                                <w:szCs w:val="18"/>
-                                <w:lang w:val="es-ES"/>
-                              </w:rPr>
-                            </w:pPr>
-                            <w:r>
-                              <w:rPr>
-                                <w:color w:val="FFFFFF" w:themeColor="background1"/>
-                                <w:sz w:val="18"/>
-                                <w:szCs w:val="18"/>
-                                <w:lang w:val="es-ES"/>
-                              </w:rPr>
-                              <w:t xml:space="preserve">Identificar y </w:t>
-                            </w:r>
-                            <w:r>
-                              <w:rPr>
-                                <w:color w:val="FFFFFF" w:themeColor="background1"/>
-                                <w:sz w:val="18"/>
-                                <w:szCs w:val="18"/>
-                                <w:lang w:val="es-ES"/>
-                              </w:rPr>
-                              <w:t>explotar</w:t>
-                            </w:r>
-                            <w:r>
-                              <w:rPr>
-                                <w:color w:val="FFFFFF" w:themeColor="background1"/>
-                                <w:sz w:val="18"/>
-                                <w:szCs w:val="18"/>
-                                <w:lang w:val="es-ES"/>
-                              </w:rPr>
-                              <w:t xml:space="preserve"> las vulnerabilidades de los sistemas informáticos </w:t>
-                            </w:r>
-                            <w:r>
-                              <w:rPr>
-                                <w:color w:val="FFFFFF" w:themeColor="background1"/>
-                                <w:sz w:val="18"/>
-                                <w:szCs w:val="18"/>
-                                <w:lang w:val="es-ES"/>
-                              </w:rPr>
-                              <w:t>con el fin de</w:t>
-                            </w:r>
-                            <w:r>
-                              <w:rPr>
-                                <w:color w:val="FFFFFF" w:themeColor="background1"/>
-                                <w:sz w:val="18"/>
-                                <w:szCs w:val="18"/>
-                                <w:lang w:val="es-ES"/>
-                              </w:rPr>
-                              <w:t xml:space="preserve"> desarrollar estrategias para prevenir y eliminar riesgos.</w:t>
-                            </w:r>
-                          </w:p>
-                          <w:p>
-                            <w:pPr>
-                              <w:spacing w:line="276" w:lineRule="auto"/>
-                              <w:jc w:val="both"/>
-                              <w:rPr>
-                                <w:color w:val="FFFFFF" w:themeColor="background1"/>
-                                <w:sz w:val="18"/>
-                                <w:szCs w:val="18"/>
-                                <w:lang w:val="es-ES"/>
-                              </w:rPr>
-                            </w:pPr>
-                          </w:p>
-                          <w:p>
-                            <w:pPr>
-                              <w:pStyle w:val="Prrafodelista"/>
-                              <w:numPr>
-                                <w:ilvl w:val="0"/>
-                                <w:numId w:val="24"/>
-                              </w:numPr>
-                              <w:spacing w:line="276" w:lineRule="auto"/>
-                              <w:jc w:val="both"/>
-                              <w:rPr>
-                                <w:b/>
-                                <w:bCs/>
-                                <w:color w:val="FFFFFF" w:themeColor="background1"/>
                                 <w:lang w:val="es-SV"/>
                               </w:rPr>
                             </w:pPr>
@@ -831,8 +772,82 @@
                               <w:jc w:val="both"/>
                               <w:rPr>
                                 <w:color w:val="FFFFFF" w:themeColor="background1"/>
-                                <w:sz w:val="14"/>
-                                <w:szCs w:val="14"/>
+                                <w:sz w:val="18"/>
+                                <w:szCs w:val="18"/>
+                                <w:lang w:val="es-ES"/>
+                              </w:rPr>
+                            </w:pPr>
+                            <w:r>
+                              <w:rPr>
+                                <w:color w:val="FFFFFF" w:themeColor="background1"/>
+                                <w:sz w:val="18"/>
+                                <w:szCs w:val="18"/>
+                                <w:lang w:val="es-ES"/>
+                              </w:rPr>
+                              <w:t>Portafolio</w:t>
+                            </w:r>
+                            <w:r>
+                              <w:rPr>
+                                <w:color w:val="FFFFFF" w:themeColor="background1"/>
+                                <w:sz w:val="18"/>
+                                <w:szCs w:val="18"/>
+                                <w:lang w:val="es-ES"/>
+                              </w:rPr>
+                              <w:t xml:space="preserve">: </w:t>
+                            </w:r>
+                            <w:hyperlink r:id="rId9" w:history="1">
+                              <w:r>
+                                <w:rPr>
+                                  <w:rStyle w:val="Hipervnculo"/>
+                                  <w:color w:val="FFFFFF" w:themeColor="background1"/>
+                                  <w:sz w:val="18"/>
+                                  <w:szCs w:val="18"/>
+                                  <w:lang w:val="es-ES"/>
+                                </w:rPr>
+                                <w:t>https://williamamayag.gith</w:t>
+                              </w:r>
+                              <w:r>
+                                <w:rPr>
+                                  <w:rStyle w:val="Hipervnculo"/>
+                                  <w:color w:val="FFFFFF" w:themeColor="background1"/>
+                                  <w:sz w:val="18"/>
+                                  <w:szCs w:val="18"/>
+                                  <w:lang w:val="es-ES"/>
+                                </w:rPr>
+                                <w:t>u</w:t>
+                              </w:r>
+                              <w:r>
+                                <w:rPr>
+                                  <w:rStyle w:val="Hipervnculo"/>
+                                  <w:color w:val="FFFFFF" w:themeColor="background1"/>
+                                  <w:sz w:val="18"/>
+                                  <w:szCs w:val="18"/>
+                                  <w:lang w:val="es-ES"/>
+                                </w:rPr>
+                                <w:t>b.io/WilliamAmayag/</w:t>
+                              </w:r>
+                            </w:hyperlink>
+                          </w:p>
+                          <w:p>
+                            <w:pPr>
+                              <w:spacing w:line="360" w:lineRule="auto"/>
+                              <w:jc w:val="both"/>
+                              <w:rPr>
+                                <w:color w:val="FFFFFF" w:themeColor="background1"/>
+                                <w:sz w:val="18"/>
+                                <w:szCs w:val="18"/>
+                                <w:lang w:val="es-ES"/>
+                              </w:rPr>
+                            </w:pPr>
+                          </w:p>
+                          <w:p>
+                            <w:pPr>
+                              <w:spacing w:line="360" w:lineRule="auto"/>
+                              <w:jc w:val="both"/>
+                              <w:rPr>
+                                <w:color w:val="FFFFFF" w:themeColor="background1"/>
+                                <w:sz w:val="18"/>
+                                <w:szCs w:val="18"/>
                                 <w:lang w:val="es-ES"/>
                               </w:rPr>
                             </w:pPr>
@@ -859,7 +874,7 @@
           </mc:Choice>
           <mc:Fallback>
             <w:pict>
-              <v:rect w14:anchorId="4FC4AE30" id="Rectángulo 9" o:spid="_x0000_s1026" style="position:absolute;margin-left:-80.55pt;margin-top:95.65pt;width:194.4pt;height:619.75pt;z-index:251659264;visibility:visible;mso-wrap-style:square;mso-width-percent:0;mso-height-percent:0;mso-wrap-distance-left:9pt;mso-wrap-distance-top:0;mso-wrap-distance-right:9pt;mso-wrap-distance-bottom:0;mso-position-horizontal:absolute;mso-position-horizontal-relative:text;mso-position-vertical:absolute;mso-position-vertical-relative:text;mso-width-percent:0;mso-height-percent:0;mso-width-relative:margin;mso-height-relative:margin;v-text-anchor:middle" o:gfxdata="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" fillcolor="#4a5c74 [3058]" stroked="f" strokeweight="1pt">
+              <v:rect w14:anchorId="4FC4AE30" id="Rectángulo 9" o:spid="_x0000_s1026" style="position:absolute;margin-left:0;margin-top:103.15pt;width:194.4pt;height:435.25pt;z-index:251658240;visibility:visible;mso-wrap-style:square;mso-width-percent:0;mso-height-percent:0;mso-wrap-distance-left:9pt;mso-wrap-distance-top:0;mso-wrap-distance-right:9pt;mso-wrap-distance-bottom:0;mso-position-horizontal:absolute;mso-position-horizontal-relative:page;mso-position-vertical:absolute;mso-position-vertical-relative:text;mso-width-percent:0;mso-height-percent:0;mso-width-relative:margin;mso-height-relative:margin;v-text-anchor:middle" o:gfxdata="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" fillcolor="#4a5c74 [3058]" stroked="f" strokeweight="1pt">
                 <v:textbox>
                   <w:txbxContent>
                     <w:p>
@@ -1086,7 +1101,17 @@
                           <w:szCs w:val="18"/>
                           <w:lang w:val="es-ES"/>
                         </w:rPr>
-                        <w:t xml:space="preserve"> Sistemas Operativos </w:t>
+                        <w:t xml:space="preserve"> Sistemas </w:t>
+                      </w:r>
+                      <w:proofErr w:type="gramStart"/>
+                      <w:r>
+                        <w:rPr>
+                          <w:color w:val="FFFFFF" w:themeColor="background1"/>
+                          <w:sz w:val="18"/>
+                          <w:szCs w:val="18"/>
+                          <w:lang w:val="es-ES"/>
+                        </w:rPr>
+                        <w:t xml:space="preserve">Operativos </w:t>
                       </w:r>
                       <w:r>
                         <w:rPr>
@@ -1095,7 +1120,17 @@
                           <w:szCs w:val="18"/>
                           <w:lang w:val="es-ES"/>
                         </w:rPr>
-                        <w:t xml:space="preserve"> Linux(Kali, </w:t>
+                        <w:t xml:space="preserve"> Linux</w:t>
+                      </w:r>
+                      <w:proofErr w:type="gramEnd"/>
+                      <w:r>
+                        <w:rPr>
+                          <w:color w:val="FFFFFF" w:themeColor="background1"/>
+                          <w:sz w:val="18"/>
+                          <w:szCs w:val="18"/>
+                          <w:lang w:val="es-ES"/>
+                        </w:rPr>
+                        <w:t xml:space="preserve">(Kali, </w:t>
                       </w:r>
                       <w:proofErr w:type="spellStart"/>
                       <w:r>
@@ -1262,228 +1297,6 @@
                           <w:b/>
                           <w:bCs/>
                           <w:color w:val="FFFFFF" w:themeColor="background1"/>
-                          <w:lang w:val="es-ES"/>
-                        </w:rPr>
-                      </w:pPr>
-                      <w:r>
-                        <w:rPr>
-                          <w:b/>
-                          <w:bCs/>
-                          <w:color w:val="FFFFFF" w:themeColor="background1"/>
-                          <w:lang w:val="es-ES"/>
-                        </w:rPr>
-                        <w:t>Metas</w:t>
-                      </w:r>
-                    </w:p>
-                    <w:p>
-                      <w:pPr>
-                        <w:pStyle w:val="Prrafodelista"/>
-                        <w:numPr>
-                          <w:ilvl w:val="0"/>
-                          <w:numId w:val="10"/>
-                        </w:numPr>
-                        <w:spacing w:line="276" w:lineRule="auto"/>
-                        <w:jc w:val="both"/>
-                        <w:rPr>
-                          <w:b/>
-                          <w:bCs/>
-                          <w:color w:val="FFFFFF" w:themeColor="background1"/>
-                          <w:sz w:val="18"/>
-                          <w:szCs w:val="18"/>
-                          <w:lang w:val="es-ES"/>
-                        </w:rPr>
-                      </w:pPr>
-                      <w:r>
-                        <w:rPr>
-                          <w:color w:val="FFFFFF" w:themeColor="background1"/>
-                          <w:sz w:val="18"/>
-                          <w:szCs w:val="18"/>
-                          <w:lang w:val="es-ES"/>
-                        </w:rPr>
-                        <w:t xml:space="preserve">Desarrollar mis competencias en el área de </w:t>
-                      </w:r>
-                      <w:r>
-                        <w:rPr>
-                          <w:color w:val="FFFFFF" w:themeColor="background1"/>
-                          <w:sz w:val="18"/>
-                          <w:szCs w:val="18"/>
-                          <w:lang w:val="es-ES"/>
-                        </w:rPr>
-                        <w:t>Seguridad informática</w:t>
-                      </w:r>
-                      <w:r>
-                        <w:rPr>
-                          <w:color w:val="FFFFFF" w:themeColor="background1"/>
-                          <w:sz w:val="18"/>
-                          <w:szCs w:val="18"/>
-                          <w:lang w:val="es-ES"/>
-                        </w:rPr>
-                        <w:t>.</w:t>
-                      </w:r>
-                    </w:p>
-                    <w:p>
-                      <w:pPr>
-                        <w:pStyle w:val="Prrafodelista"/>
-                        <w:numPr>
-                          <w:ilvl w:val="0"/>
-                          <w:numId w:val="10"/>
-                        </w:numPr>
-                        <w:spacing w:line="276" w:lineRule="auto"/>
-                        <w:jc w:val="both"/>
-                        <w:rPr>
-                          <w:b/>
-                          <w:bCs/>
-                          <w:color w:val="FFFFFF" w:themeColor="background1"/>
-                          <w:sz w:val="18"/>
-                          <w:szCs w:val="18"/>
-                          <w:lang w:val="es-ES"/>
-                        </w:rPr>
-                      </w:pPr>
-                      <w:r>
-                        <w:rPr>
-                          <w:color w:val="FFFFFF" w:themeColor="background1"/>
-                          <w:sz w:val="18"/>
-                          <w:szCs w:val="18"/>
-                          <w:lang w:val="es-ES"/>
-                        </w:rPr>
-                        <w:t>Tener mayor conocimiento sobre ingeniería social.</w:t>
-                      </w:r>
-                    </w:p>
-                    <w:p>
-                      <w:pPr>
-                        <w:pStyle w:val="Prrafodelista"/>
-                        <w:numPr>
-                          <w:ilvl w:val="0"/>
-                          <w:numId w:val="10"/>
-                        </w:numPr>
-                        <w:spacing w:line="276" w:lineRule="auto"/>
-                        <w:jc w:val="both"/>
-                        <w:rPr>
-                          <w:b/>
-                          <w:bCs/>
-                          <w:color w:val="FFFFFF" w:themeColor="background1"/>
-                          <w:sz w:val="18"/>
-                          <w:szCs w:val="18"/>
-                          <w:lang w:val="es-ES"/>
-                        </w:rPr>
-                      </w:pPr>
-                      <w:r>
-                        <w:rPr>
-                          <w:color w:val="FFFFFF" w:themeColor="background1"/>
-                          <w:sz w:val="18"/>
-                          <w:szCs w:val="18"/>
-                          <w:lang w:val="es-ES"/>
-                        </w:rPr>
-                        <w:t xml:space="preserve">Mejorar mis competencias sobre el uso de herramientas </w:t>
-                      </w:r>
-                      <w:proofErr w:type="spellStart"/>
-                      <w:r>
-                        <w:rPr>
-                          <w:color w:val="FFFFFF" w:themeColor="background1"/>
-                          <w:sz w:val="18"/>
-                          <w:szCs w:val="18"/>
-                          <w:lang w:val="es-ES"/>
-                        </w:rPr>
-                        <w:t>Metasploit</w:t>
-                      </w:r>
-                      <w:proofErr w:type="spellEnd"/>
-                      <w:r>
-                        <w:rPr>
-                          <w:color w:val="FFFFFF" w:themeColor="background1"/>
-                          <w:sz w:val="18"/>
-                          <w:szCs w:val="18"/>
-                          <w:lang w:val="es-ES"/>
-                        </w:rPr>
-                        <w:t xml:space="preserve"> para vulnerar distintos dispositivos.</w:t>
-                      </w:r>
-                    </w:p>
-                    <w:p>
-                      <w:pPr>
-                        <w:pStyle w:val="Prrafodelista"/>
-                        <w:numPr>
-                          <w:ilvl w:val="0"/>
-                          <w:numId w:val="10"/>
-                        </w:numPr>
-                        <w:spacing w:line="276" w:lineRule="auto"/>
-                        <w:jc w:val="both"/>
-                        <w:rPr>
-                          <w:color w:val="FFFFFF" w:themeColor="background1"/>
-                          <w:sz w:val="18"/>
-                          <w:szCs w:val="18"/>
-                          <w:lang w:val="es-ES"/>
-                        </w:rPr>
-                      </w:pPr>
-                      <w:r>
-                        <w:rPr>
-                          <w:color w:val="FFFFFF" w:themeColor="background1"/>
-                          <w:sz w:val="18"/>
-                          <w:szCs w:val="18"/>
-                          <w:lang w:val="es-ES"/>
-                        </w:rPr>
-                        <w:t xml:space="preserve">Identificar y </w:t>
-                      </w:r>
-                      <w:r>
-                        <w:rPr>
-                          <w:color w:val="FFFFFF" w:themeColor="background1"/>
-                          <w:sz w:val="18"/>
-                          <w:szCs w:val="18"/>
-                          <w:lang w:val="es-ES"/>
-                        </w:rPr>
-                        <w:t>explotar</w:t>
-                      </w:r>
-                      <w:r>
-                        <w:rPr>
-                          <w:color w:val="FFFFFF" w:themeColor="background1"/>
-                          <w:sz w:val="18"/>
-                          <w:szCs w:val="18"/>
-                          <w:lang w:val="es-ES"/>
-                        </w:rPr>
-                        <w:t xml:space="preserve"> las vulnerabilidades de los sistemas informáticos </w:t>
-                      </w:r>
-                      <w:r>
-                        <w:rPr>
-                          <w:color w:val="FFFFFF" w:themeColor="background1"/>
-                          <w:sz w:val="18"/>
-                          <w:szCs w:val="18"/>
-                          <w:lang w:val="es-ES"/>
-                        </w:rPr>
-                        <w:t>con el fin de</w:t>
-                      </w:r>
-                      <w:r>
-                        <w:rPr>
-                          <w:color w:val="FFFFFF" w:themeColor="background1"/>
-                          <w:sz w:val="18"/>
-                          <w:szCs w:val="18"/>
-                          <w:lang w:val="es-ES"/>
-                        </w:rPr>
-                        <w:t xml:space="preserve"> desarrollar estrategias para prevenir y eliminar riesgos.</w:t>
-                      </w:r>
-                    </w:p>
-                    <w:p>
-                      <w:pPr>
-                        <w:spacing w:line="276" w:lineRule="auto"/>
-                        <w:jc w:val="both"/>
-                        <w:rPr>
-                          <w:color w:val="FFFFFF" w:themeColor="background1"/>
-                          <w:sz w:val="18"/>
-                          <w:szCs w:val="18"/>
-                          <w:lang w:val="es-ES"/>
-                        </w:rPr>
-                      </w:pPr>
-                    </w:p>
-                    <w:p>
-                      <w:pPr>
-                        <w:pStyle w:val="Prrafodelista"/>
-                        <w:numPr>
-                          <w:ilvl w:val="0"/>
-                          <w:numId w:val="24"/>
-                        </w:numPr>
-                        <w:spacing w:line="276" w:lineRule="auto"/>
-                        <w:jc w:val="both"/>
-                        <w:rPr>
-                          <w:b/>
-                          <w:bCs/>
-                          <w:color w:val="FFFFFF" w:themeColor="background1"/>
                           <w:lang w:val="es-SV"/>
                         </w:rPr>
                       </w:pPr>
@@ -1624,15 +1437,1296 @@
                         <w:jc w:val="both"/>
                         <w:rPr>
                           <w:color w:val="FFFFFF" w:themeColor="background1"/>
-                          <w:sz w:val="14"/>
-                          <w:szCs w:val="14"/>
+                          <w:sz w:val="18"/>
+                          <w:szCs w:val="18"/>
+                          <w:lang w:val="es-ES"/>
+                        </w:rPr>
+                      </w:pPr>
+                      <w:r>
+                        <w:rPr>
+                          <w:color w:val="FFFFFF" w:themeColor="background1"/>
+                          <w:sz w:val="18"/>
+                          <w:szCs w:val="18"/>
+                          <w:lang w:val="es-ES"/>
+                        </w:rPr>
+                        <w:t>Portafolio</w:t>
+                      </w:r>
+                      <w:r>
+                        <w:rPr>
+                          <w:color w:val="FFFFFF" w:themeColor="background1"/>
+                          <w:sz w:val="18"/>
+                          <w:szCs w:val="18"/>
+                          <w:lang w:val="es-ES"/>
+                        </w:rPr>
+                        <w:t xml:space="preserve">: </w:t>
+                      </w:r>
+                      <w:hyperlink r:id="rId10" w:history="1">
+                        <w:r>
+                          <w:rPr>
+                            <w:rStyle w:val="Hipervnculo"/>
+                            <w:color w:val="FFFFFF" w:themeColor="background1"/>
+                            <w:sz w:val="18"/>
+                            <w:szCs w:val="18"/>
+                            <w:lang w:val="es-ES"/>
+                          </w:rPr>
+                          <w:t>https://williamamayag.gith</w:t>
+                        </w:r>
+                        <w:r>
+                          <w:rPr>
+                            <w:rStyle w:val="Hipervnculo"/>
+                            <w:color w:val="FFFFFF" w:themeColor="background1"/>
+                            <w:sz w:val="18"/>
+                            <w:szCs w:val="18"/>
+                            <w:lang w:val="es-ES"/>
+                          </w:rPr>
+                          <w:t>u</w:t>
+                        </w:r>
+                        <w:r>
+                          <w:rPr>
+                            <w:rStyle w:val="Hipervnculo"/>
+                            <w:color w:val="FFFFFF" w:themeColor="background1"/>
+                            <w:sz w:val="18"/>
+                            <w:szCs w:val="18"/>
+                            <w:lang w:val="es-ES"/>
+                          </w:rPr>
+                          <w:t>b.io/WilliamAmayag/</w:t>
+                        </w:r>
+                      </w:hyperlink>
+                    </w:p>
+                    <w:p>
+                      <w:pPr>
+                        <w:spacing w:line="360" w:lineRule="auto"/>
+                        <w:jc w:val="both"/>
+                        <w:rPr>
+                          <w:color w:val="FFFFFF" w:themeColor="background1"/>
+                          <w:sz w:val="18"/>
+                          <w:szCs w:val="18"/>
+                          <w:lang w:val="es-ES"/>
+                        </w:rPr>
+                      </w:pPr>
+                    </w:p>
+                    <w:p>
+                      <w:pPr>
+                        <w:spacing w:line="360" w:lineRule="auto"/>
+                        <w:jc w:val="both"/>
+                        <w:rPr>
+                          <w:color w:val="FFFFFF" w:themeColor="background1"/>
+                          <w:sz w:val="18"/>
+                          <w:szCs w:val="18"/>
                           <w:lang w:val="es-ES"/>
                         </w:rPr>
                       </w:pPr>
                     </w:p>
                   </w:txbxContent>
                 </v:textbox>
+                <w10:wrap anchorx="page"/>
               </v:rect>
+            </w:pict>
+          </mc:Fallback>
+        </mc:AlternateContent>
+      </w:r>
+      <w:r>
+        <w:rPr>
+          <w:noProof/>
+        </w:rPr>
+        <mc:AlternateContent>
+          <mc:Choice Requires="wpg">
+            <w:drawing>
+              <wp:anchor distT="0" distB="0" distL="114300" distR="114300" simplePos="0" relativeHeight="251706368" behindDoc="0" locked="0" layoutInCell="1" allowOverlap="1" wp14:anchorId="2004BF3D" wp14:editId="5EF8756A">
+                <wp:simplePos x="0" y="0"/>
+                <wp:positionH relativeFrom="column">
+                  <wp:posOffset>1282065</wp:posOffset>
+                </wp:positionH>
+                <wp:positionV relativeFrom="paragraph">
+                  <wp:posOffset>3719830</wp:posOffset>
+                </wp:positionV>
+                <wp:extent cx="5031105" cy="1495425"/>
+                <wp:effectExtent l="0" t="0" r="0" b="9525"/>
+                <wp:wrapNone/>
+                <wp:docPr id="1955751278" name="Grupo 20"/>
+                <wp:cNvGraphicFramePr/>
+                <a:graphic xmlns:a="http://schemas.openxmlformats.org/drawingml/2006/main">
+                  <a:graphicData uri="http://schemas.microsoft.com/office/word/2010/wordprocessingGroup">
+                    <wpg:wgp>
+                      <wpg:cNvGrpSpPr/>
+                      <wpg:grpSpPr>
+                        <a:xfrm>
+                          <a:off x="0" y="0"/>
+                          <a:ext cx="5031105" cy="1495425"/>
+                          <a:chOff x="0" y="0"/>
+                          <a:chExt cx="5031105" cy="1495425"/>
+                        </a:xfrm>
+                      </wpg:grpSpPr>
+                      <wps:wsp>
+                        <wps:cNvPr id="1633008960" name="Rectángulo 20"/>
+                        <wps:cNvSpPr/>
+                        <wps:spPr>
+                          <a:xfrm>
+                            <a:off x="0" y="304800"/>
+                            <a:ext cx="4143375" cy="1190625"/>
+                          </a:xfrm>
+                          <a:prstGeom prst="rect">
+                            <a:avLst/>
+                          </a:prstGeom>
+                          <a:noFill/>
+                          <a:ln>
+                            <a:noFill/>
+                          </a:ln>
+                        </wps:spPr>
+                        <wps:style>
+                          <a:lnRef idx="0">
+                            <a:scrgbClr r="0" g="0" b="0"/>
+                          </a:lnRef>
+                          <a:fillRef idx="0">
+                            <a:scrgbClr r="0" g="0" b="0"/>
+                          </a:fillRef>
+                          <a:effectRef idx="0">
+                            <a:scrgbClr r="0" g="0" b="0"/>
+                          </a:effectRef>
+                          <a:fontRef idx="minor">
+                            <a:schemeClr val="dk1"/>
+                          </a:fontRef>
+                        </wps:style>
+                        <wps:txbx>
+                          <w:txbxContent>
+                            <w:p>
+                              <w:pPr>
+                                <w:pStyle w:val="Prrafodelista"/>
+                                <w:numPr>
+                                  <w:ilvl w:val="0"/>
+                                  <w:numId w:val="16"/>
+                                </w:numPr>
+                                <w:rPr>
+                                  <w:lang w:val="es-ES"/>
+                                </w:rPr>
+                              </w:pPr>
+                              <w:r>
+                                <w:rPr>
+                                  <w:lang w:val="es-ES"/>
+                                </w:rPr>
+                                <w:t>Trabajo en equipo</w:t>
+                              </w:r>
+                              <w:r>
+                                <w:rPr>
+                                  <w:lang w:val="es-ES"/>
+                                </w:rPr>
+                                <w:t>.</w:t>
+                              </w:r>
+                            </w:p>
+                            <w:p>
+                              <w:pPr>
+                                <w:pStyle w:val="Prrafodelista"/>
+                                <w:numPr>
+                                  <w:ilvl w:val="0"/>
+                                  <w:numId w:val="16"/>
+                                </w:numPr>
+                                <w:rPr>
+                                  <w:lang w:val="es-ES"/>
+                                </w:rPr>
+                              </w:pPr>
+                              <w:r>
+                                <w:rPr>
+                                  <w:lang w:val="es-ES"/>
+                                </w:rPr>
+                                <w:t>Resolución de problemas</w:t>
+                              </w:r>
+                              <w:r>
+                                <w:rPr>
+                                  <w:lang w:val="es-ES"/>
+                                </w:rPr>
+                                <w:t>.</w:t>
+                              </w:r>
+                            </w:p>
+                            <w:p>
+                              <w:pPr>
+                                <w:pStyle w:val="Prrafodelista"/>
+                                <w:numPr>
+                                  <w:ilvl w:val="0"/>
+                                  <w:numId w:val="16"/>
+                                </w:numPr>
+                                <w:rPr>
+                                  <w:lang w:val="es-ES"/>
+                                </w:rPr>
+                              </w:pPr>
+                              <w:r>
+                                <w:rPr>
+                                  <w:lang w:val="es-ES"/>
+                                </w:rPr>
+                                <w:t>Adaptabilidad a los entornos</w:t>
+                              </w:r>
+                              <w:r>
+                                <w:rPr>
+                                  <w:lang w:val="es-ES"/>
+                                </w:rPr>
+                                <w:t xml:space="preserve"> de trabajo</w:t>
+                              </w:r>
+                              <w:r>
+                                <w:rPr>
+                                  <w:lang w:val="es-ES"/>
+                                </w:rPr>
+                                <w:t>.</w:t>
+                              </w:r>
+                            </w:p>
+                            <w:p>
+                              <w:pPr>
+                                <w:pStyle w:val="Prrafodelista"/>
+                                <w:numPr>
+                                  <w:ilvl w:val="0"/>
+                                  <w:numId w:val="16"/>
+                                </w:numPr>
+                                <w:rPr>
+                                  <w:lang w:val="es-ES"/>
+                                </w:rPr>
+                              </w:pPr>
+                              <w:r>
+                                <w:rPr>
+                                  <w:lang w:val="es-ES"/>
+                                </w:rPr>
+                                <w:t>Gestión del tiempo</w:t>
+                              </w:r>
+                              <w:r>
+                                <w:rPr>
+                                  <w:lang w:val="es-ES"/>
+                                </w:rPr>
+                                <w:t>.</w:t>
+                              </w:r>
+                            </w:p>
+                            <w:p>
+                              <w:pPr>
+                                <w:pStyle w:val="Prrafodelista"/>
+                                <w:rPr>
+                                  <w:lang w:val="es-ES"/>
+                                </w:rPr>
+                              </w:pPr>
+                            </w:p>
+                            <w:p>
+                              <w:pPr>
+                                <w:rPr>
+                                  <w:lang w:val="es-ES"/>
+                                </w:rPr>
+                              </w:pPr>
+                            </w:p>
+                          </w:txbxContent>
+                        </wps:txbx>
+                        <wps:bodyPr rot="0" spcFirstLastPara="0" vertOverflow="overflow" horzOverflow="overflow" vert="horz" wrap="square" lIns="91440" tIns="45720" rIns="91440" bIns="45720" numCol="1" spcCol="0" rtlCol="0" fromWordArt="0" anchor="ctr" anchorCtr="0" forceAA="0" compatLnSpc="1">
+                          <a:prstTxWarp prst="textNoShape">
+                            <a:avLst/>
+                          </a:prstTxWarp>
+                          <a:noAutofit/>
+                        </wps:bodyPr>
+                      </wps:wsp>
+                      <wps:wsp>
+                        <wps:cNvPr id="285600817" name="Rectángulo 1"/>
+                        <wps:cNvSpPr/>
+                        <wps:spPr>
+                          <a:xfrm>
+                            <a:off x="171450" y="0"/>
+                            <a:ext cx="4859655" cy="304691"/>
+                          </a:xfrm>
+                          <a:prstGeom prst="rect">
+                            <a:avLst/>
+                          </a:prstGeom>
+                          <a:ln>
+                            <a:noFill/>
+                          </a:ln>
+                        </wps:spPr>
+                        <wps:style>
+                          <a:lnRef idx="2">
+                            <a:schemeClr val="dk1"/>
+                          </a:lnRef>
+                          <a:fillRef idx="1002">
+                            <a:schemeClr val="dk2"/>
+                          </a:fillRef>
+                          <a:effectRef idx="0">
+                            <a:schemeClr val="dk1"/>
+                          </a:effectRef>
+                          <a:fontRef idx="minor">
+                            <a:schemeClr val="dk1"/>
+                          </a:fontRef>
+                        </wps:style>
+                        <wps:txbx>
+                          <w:txbxContent>
+                            <w:p>
+                              <w:pPr>
+                                <w:pStyle w:val="Prrafodelista"/>
+                                <w:numPr>
+                                  <w:ilvl w:val="0"/>
+                                  <w:numId w:val="18"/>
+                                </w:numPr>
+                                <w:rPr>
+                                  <w:b/>
+                                  <w:bCs/>
+                                  <w:color w:val="FFFFFF" w:themeColor="background1"/>
+                                  <w:lang w:val="es-ES"/>
+                                </w:rPr>
+                              </w:pPr>
+                              <w:r>
+                                <w:rPr>
+                                  <w:b/>
+                                  <w:bCs/>
+                                  <w:color w:val="FFFFFF" w:themeColor="background1"/>
+                                  <w:lang w:val="es-ES"/>
+                                </w:rPr>
+                                <w:t>Blandas</w:t>
+                              </w:r>
+                            </w:p>
+                          </w:txbxContent>
+                        </wps:txbx>
+                        <wps:bodyPr rot="0" spcFirstLastPara="0" vertOverflow="overflow" horzOverflow="overflow" vert="horz" wrap="square" lIns="91440" tIns="45720" rIns="91440" bIns="45720" numCol="1" spcCol="0" rtlCol="0" fromWordArt="0" anchor="ctr" anchorCtr="0" forceAA="0" compatLnSpc="1">
+                          <a:prstTxWarp prst="textNoShape">
+                            <a:avLst/>
+                          </a:prstTxWarp>
+                          <a:noAutofit/>
+                        </wps:bodyPr>
+                      </wps:wsp>
+                    </wpg:wgp>
+                  </a:graphicData>
+                </a:graphic>
+              </wp:anchor>
+            </w:drawing>
+          </mc:Choice>
+          <mc:Fallback>
+            <w:pict>
+              <v:group w14:anchorId="2004BF3D" id="Grupo 20" o:spid="_x0000_s1027" style="position:absolute;margin-left:100.95pt;margin-top:292.9pt;width:396.15pt;height:117.75pt;z-index:251706368" coordsize="50311,14954" o:gfxdata="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">
+                <v:rect id="Rectángulo 20" o:spid="_x0000_s1028" style="position:absolute;top:3048;width:41433;height:11906;visibility:visible;mso-wrap-style:square;v-text-anchor:middle" o:gfxdata="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" filled="f" stroked="f">
+                  <v:textbox>
+                    <w:txbxContent>
+                      <w:p>
+                        <w:pPr>
+                          <w:pStyle w:val="Prrafodelista"/>
+                          <w:numPr>
+                            <w:ilvl w:val="0"/>
+                            <w:numId w:val="16"/>
+                          </w:numPr>
+                          <w:rPr>
+                            <w:lang w:val="es-ES"/>
+                          </w:rPr>
+                        </w:pPr>
+                        <w:r>
+                          <w:rPr>
+                            <w:lang w:val="es-ES"/>
+                          </w:rPr>
+                          <w:t>Trabajo en equipo</w:t>
+                        </w:r>
+                        <w:r>
+                          <w:rPr>
+                            <w:lang w:val="es-ES"/>
+                          </w:rPr>
+                          <w:t>.</w:t>
+                        </w:r>
+                      </w:p>
+                      <w:p>
+                        <w:pPr>
+                          <w:pStyle w:val="Prrafodelista"/>
+                          <w:numPr>
+                            <w:ilvl w:val="0"/>
+                            <w:numId w:val="16"/>
+                          </w:numPr>
+                          <w:rPr>
+                            <w:lang w:val="es-ES"/>
+                          </w:rPr>
+                        </w:pPr>
+                        <w:r>
+                          <w:rPr>
+                            <w:lang w:val="es-ES"/>
+                          </w:rPr>
+                          <w:t>Resolución de problemas</w:t>
+                        </w:r>
+                        <w:r>
+                          <w:rPr>
+                            <w:lang w:val="es-ES"/>
+                          </w:rPr>
+                          <w:t>.</w:t>
+                        </w:r>
+                      </w:p>
+                      <w:p>
+                        <w:pPr>
+                          <w:pStyle w:val="Prrafodelista"/>
+                          <w:numPr>
+                            <w:ilvl w:val="0"/>
+                            <w:numId w:val="16"/>
+                          </w:numPr>
+                          <w:rPr>
+                            <w:lang w:val="es-ES"/>
+                          </w:rPr>
+                        </w:pPr>
+                        <w:r>
+                          <w:rPr>
+                            <w:lang w:val="es-ES"/>
+                          </w:rPr>
+                          <w:t>Adaptabilidad a los entornos</w:t>
+                        </w:r>
+                        <w:r>
+                          <w:rPr>
+                            <w:lang w:val="es-ES"/>
+                          </w:rPr>
+                          <w:t xml:space="preserve"> de trabajo</w:t>
+                        </w:r>
+                        <w:r>
+                          <w:rPr>
+                            <w:lang w:val="es-ES"/>
+                          </w:rPr>
+                          <w:t>.</w:t>
+                        </w:r>
+                      </w:p>
+                      <w:p>
+                        <w:pPr>
+                          <w:pStyle w:val="Prrafodelista"/>
+                          <w:numPr>
+                            <w:ilvl w:val="0"/>
+                            <w:numId w:val="16"/>
+                          </w:numPr>
+                          <w:rPr>
+                            <w:lang w:val="es-ES"/>
+                          </w:rPr>
+                        </w:pPr>
+                        <w:r>
+                          <w:rPr>
+                            <w:lang w:val="es-ES"/>
+                          </w:rPr>
+                          <w:t>Gestión del tiempo</w:t>
+                        </w:r>
+                        <w:r>
+                          <w:rPr>
+                            <w:lang w:val="es-ES"/>
+                          </w:rPr>
+                          <w:t>.</w:t>
+                        </w:r>
+                      </w:p>
+                      <w:p>
+                        <w:pPr>
+                          <w:pStyle w:val="Prrafodelista"/>
+                          <w:rPr>
+                            <w:lang w:val="es-ES"/>
+                          </w:rPr>
+                        </w:pPr>
+                      </w:p>
+                      <w:p>
+                        <w:pPr>
+                          <w:rPr>
+                            <w:lang w:val="es-ES"/>
+                          </w:rPr>
+                        </w:pPr>
+                      </w:p>
+                    </w:txbxContent>
+                  </v:textbox>
+                </v:rect>
+                <v:rect id="Rectángulo 1" o:spid="_x0000_s1029" style="position:absolute;left:1714;width:48597;height:3046;visibility:visible;mso-wrap-style:square;v-text-anchor:middle" o:gfxdata="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" fillcolor="#4a5c74 [3058]" stroked="f" strokeweight="1pt">
+                  <v:textbox>
+                    <w:txbxContent>
+                      <w:p>
+                        <w:pPr>
+                          <w:pStyle w:val="Prrafodelista"/>
+                          <w:numPr>
+                            <w:ilvl w:val="0"/>
+                            <w:numId w:val="18"/>
+                          </w:numPr>
+                          <w:rPr>
+                            <w:b/>
+                            <w:bCs/>
+                            <w:color w:val="FFFFFF" w:themeColor="background1"/>
+                            <w:lang w:val="es-ES"/>
+                          </w:rPr>
+                        </w:pPr>
+                        <w:r>
+                          <w:rPr>
+                            <w:b/>
+                            <w:bCs/>
+                            <w:color w:val="FFFFFF" w:themeColor="background1"/>
+                            <w:lang w:val="es-ES"/>
+                          </w:rPr>
+                          <w:t>Blandas</w:t>
+                        </w:r>
+                      </w:p>
+                    </w:txbxContent>
+                  </v:textbox>
+                </v:rect>
+              </v:group>
+            </w:pict>
+          </mc:Fallback>
+        </mc:AlternateContent>
+      </w:r>
+      <w:r>
+        <w:rPr>
+          <w:rFonts w:ascii="Times New Roman" w:hAnsi="Times New Roman" w:cs="Times New Roman"/>
+          <w:noProof/>
+          <w:sz w:val="24"/>
+          <w:szCs w:val="24"/>
+          <w:lang w:val="es-US"/>
+        </w:rPr>
+        <mc:AlternateContent>
+          <mc:Choice Requires="wpg">
+            <w:drawing>
+              <wp:anchor distT="0" distB="0" distL="114300" distR="114300" simplePos="0" relativeHeight="251703296" behindDoc="0" locked="0" layoutInCell="1" allowOverlap="1" wp14:anchorId="432C4A92" wp14:editId="6293E657">
+                <wp:simplePos x="0" y="0"/>
+                <wp:positionH relativeFrom="column">
+                  <wp:posOffset>1453515</wp:posOffset>
+                </wp:positionH>
+                <wp:positionV relativeFrom="paragraph">
+                  <wp:posOffset>1643380</wp:posOffset>
+                </wp:positionV>
+                <wp:extent cx="4859655" cy="1838324"/>
+                <wp:effectExtent l="0" t="0" r="0" b="0"/>
+                <wp:wrapNone/>
+                <wp:docPr id="684377891" name="Grupo 18"/>
+                <wp:cNvGraphicFramePr/>
+                <a:graphic xmlns:a="http://schemas.openxmlformats.org/drawingml/2006/main">
+                  <a:graphicData uri="http://schemas.microsoft.com/office/word/2010/wordprocessingGroup">
+                    <wpg:wgp>
+                      <wpg:cNvGrpSpPr/>
+                      <wpg:grpSpPr>
+                        <a:xfrm>
+                          <a:off x="0" y="0"/>
+                          <a:ext cx="4859655" cy="1838324"/>
+                          <a:chOff x="19050" y="0"/>
+                          <a:chExt cx="4859655" cy="1679847"/>
+                        </a:xfrm>
+                      </wpg:grpSpPr>
+                      <wps:wsp>
+                        <wps:cNvPr id="549416281" name="Rectángulo 16"/>
+                        <wps:cNvSpPr/>
+                        <wps:spPr>
+                          <a:xfrm>
+                            <a:off x="42798" y="190499"/>
+                            <a:ext cx="4807497" cy="1489348"/>
+                          </a:xfrm>
+                          <a:prstGeom prst="rect">
+                            <a:avLst/>
+                          </a:prstGeom>
+                          <a:noFill/>
+                          <a:ln>
+                            <a:noFill/>
+                          </a:ln>
+                        </wps:spPr>
+                        <wps:style>
+                          <a:lnRef idx="0">
+                            <a:scrgbClr r="0" g="0" b="0"/>
+                          </a:lnRef>
+                          <a:fillRef idx="0">
+                            <a:scrgbClr r="0" g="0" b="0"/>
+                          </a:fillRef>
+                          <a:effectRef idx="0">
+                            <a:scrgbClr r="0" g="0" b="0"/>
+                          </a:effectRef>
+                          <a:fontRef idx="minor">
+                            <a:schemeClr val="dk1"/>
+                          </a:fontRef>
+                        </wps:style>
+                        <wps:txbx>
+                          <w:txbxContent>
+                            <w:p>
+                              <w:pPr>
+                                <w:pStyle w:val="Prrafodelista"/>
+                                <w:numPr>
+                                  <w:ilvl w:val="0"/>
+                                  <w:numId w:val="17"/>
+                                </w:numPr>
+                                <w:jc w:val="both"/>
+                                <w:rPr>
+                                  <w:lang w:val="es-SV"/>
+                                </w:rPr>
+                              </w:pPr>
+                              <w:r>
+                                <w:rPr>
+                                  <w:lang w:val="es-SV"/>
+                                </w:rPr>
+                                <w:t xml:space="preserve">Diseño y </w:t>
+                              </w:r>
+                              <w:r>
+                                <w:rPr>
+                                  <w:lang w:val="es-SV"/>
+                                </w:rPr>
+                                <w:t>creación</w:t>
+                              </w:r>
+                              <w:r>
+                                <w:rPr>
+                                  <w:lang w:val="es-SV"/>
+                                </w:rPr>
+                                <w:t xml:space="preserve"> de topologías de red</w:t>
+                              </w:r>
+                              <w:r>
+                                <w:rPr>
+                                  <w:lang w:val="es-SV"/>
+                                </w:rPr>
+                                <w:t>.</w:t>
+                              </w:r>
+                            </w:p>
+                            <w:p>
+                              <w:pPr>
+                                <w:pStyle w:val="Prrafodelista"/>
+                                <w:numPr>
+                                  <w:ilvl w:val="0"/>
+                                  <w:numId w:val="17"/>
+                                </w:numPr>
+                                <w:jc w:val="both"/>
+                                <w:rPr>
+                                  <w:lang w:val="es-SV"/>
+                                </w:rPr>
+                              </w:pPr>
+                              <w:r>
+                                <w:rPr>
+                                  <w:lang w:val="es-SV"/>
+                                </w:rPr>
+                                <w:t>Configuración y enrutamiento de redes básicas.</w:t>
+                              </w:r>
+                            </w:p>
+                            <w:p>
+                              <w:pPr>
+                                <w:pStyle w:val="Prrafodelista"/>
+                                <w:numPr>
+                                  <w:ilvl w:val="0"/>
+                                  <w:numId w:val="17"/>
+                                </w:numPr>
+                                <w:jc w:val="both"/>
+                                <w:rPr>
+                                  <w:lang w:val="es-SV"/>
+                                </w:rPr>
+                              </w:pPr>
+                              <w:r>
+                                <w:rPr>
+                                  <w:lang w:val="es-SV"/>
+                                </w:rPr>
+                                <w:t xml:space="preserve">Uso de </w:t>
+                              </w:r>
+                              <w:proofErr w:type="spellStart"/>
+                              <w:r>
+                                <w:rPr>
+                                  <w:lang w:val="es-SV"/>
+                                </w:rPr>
+                                <w:t>exploits</w:t>
+                              </w:r>
+                              <w:proofErr w:type="spellEnd"/>
+                              <w:r>
+                                <w:rPr>
+                                  <w:lang w:val="es-SV"/>
+                                </w:rPr>
+                                <w:t xml:space="preserve"> como </w:t>
+                              </w:r>
+                              <w:proofErr w:type="spellStart"/>
+                              <w:r>
+                                <w:rPr>
+                                  <w:lang w:val="es-SV"/>
+                                </w:rPr>
+                                <w:t>SpyNote</w:t>
+                              </w:r>
+                              <w:proofErr w:type="spellEnd"/>
+                              <w:r>
+                                <w:rPr>
+                                  <w:lang w:val="es-SV"/>
+                                </w:rPr>
+                                <w:t xml:space="preserve"> para vulnerar dispositivos Android.</w:t>
+                              </w:r>
+                            </w:p>
+                            <w:p>
+                              <w:pPr>
+                                <w:pStyle w:val="Prrafodelista"/>
+                                <w:numPr>
+                                  <w:ilvl w:val="0"/>
+                                  <w:numId w:val="17"/>
+                                </w:numPr>
+                                <w:jc w:val="both"/>
+                                <w:rPr>
+                                  <w:lang w:val="es-SV"/>
+                                </w:rPr>
+                              </w:pPr>
+                              <w:r>
+                                <w:rPr>
+                                  <w:lang w:val="es-SV"/>
+                                </w:rPr>
+                                <w:t xml:space="preserve">Uso de </w:t>
+                              </w:r>
+                              <w:r>
+                                <w:rPr>
+                                  <w:lang w:val="es-SV"/>
+                                </w:rPr>
+                                <w:t xml:space="preserve">la herramienta </w:t>
+                              </w:r>
+                              <w:r>
+                                <w:rPr>
+                                  <w:lang w:val="es-SV"/>
+                                </w:rPr>
+                                <w:t>de virtualización</w:t>
+                              </w:r>
+                              <w:r>
+                                <w:rPr>
+                                  <w:lang w:val="es-SV"/>
+                                </w:rPr>
+                                <w:t xml:space="preserve"> VirtualBox para Sistemas Operativos (Windows, Linux, Android)</w:t>
+                              </w:r>
+                              <w:r>
+                                <w:rPr>
+                                  <w:lang w:val="es-SV"/>
+                                </w:rPr>
+                                <w:t>.</w:t>
+                              </w:r>
+                            </w:p>
+                            <w:p>
+                              <w:pPr>
+                                <w:pStyle w:val="Prrafodelista"/>
+                                <w:numPr>
+                                  <w:ilvl w:val="0"/>
+                                  <w:numId w:val="17"/>
+                                </w:numPr>
+                                <w:jc w:val="both"/>
+                                <w:rPr>
+                                  <w:lang w:val="es-SV"/>
+                                </w:rPr>
+                              </w:pPr>
+                              <w:r>
+                                <w:rPr>
+                                  <w:lang w:val="es-SV"/>
+                                </w:rPr>
+                                <w:t>Instalación y configuración de Sistemas Operativos libres.</w:t>
+                              </w:r>
+                            </w:p>
+                            <w:p>
+                              <w:pPr>
+                                <w:pStyle w:val="Prrafodelista"/>
+                                <w:numPr>
+                                  <w:ilvl w:val="0"/>
+                                  <w:numId w:val="17"/>
+                                </w:numPr>
+                                <w:jc w:val="both"/>
+                                <w:rPr>
+                                  <w:lang w:val="es-SV"/>
+                                </w:rPr>
+                              </w:pPr>
+                              <w:r>
+                                <w:rPr>
+                                  <w:lang w:val="es-SV"/>
+                                </w:rPr>
+                                <w:t>Uso y conocimiento de software y herramientas libres y privativas</w:t>
+                              </w:r>
+                              <w:r>
+                                <w:rPr>
+                                  <w:lang w:val="es-SV"/>
+                                </w:rPr>
+                                <w:t xml:space="preserve"> como </w:t>
+                              </w:r>
+                              <w:proofErr w:type="spellStart"/>
+                              <w:r>
+                                <w:rPr>
+                                  <w:lang w:val="es-SV"/>
+                                </w:rPr>
+                                <w:t>Xamp</w:t>
+                              </w:r>
+                              <w:proofErr w:type="spellEnd"/>
+                              <w:r>
+                                <w:rPr>
+                                  <w:lang w:val="es-SV"/>
+                                </w:rPr>
+                                <w:t xml:space="preserve">, </w:t>
+                              </w:r>
+                              <w:proofErr w:type="spellStart"/>
+                              <w:r>
+                                <w:rPr>
+                                  <w:lang w:val="es-SV"/>
+                                </w:rPr>
+                                <w:t>Ngrok</w:t>
+                              </w:r>
+                              <w:proofErr w:type="spellEnd"/>
+                              <w:r>
+                                <w:rPr>
+                                  <w:lang w:val="es-SV"/>
+                                </w:rPr>
+                                <w:t xml:space="preserve">, </w:t>
+                              </w:r>
+                              <w:proofErr w:type="spellStart"/>
+                              <w:r>
+                                <w:rPr>
+                                  <w:lang w:val="es-SV"/>
+                                </w:rPr>
+                                <w:t>obsidian</w:t>
+                              </w:r>
+                              <w:proofErr w:type="spellEnd"/>
+                              <w:r>
+                                <w:rPr>
+                                  <w:lang w:val="es-SV"/>
+                                </w:rPr>
+                                <w:t xml:space="preserve">, </w:t>
+                              </w:r>
+                              <w:proofErr w:type="spellStart"/>
+                              <w:r>
+                                <w:rPr>
+                                  <w:lang w:val="es-SV"/>
+                                </w:rPr>
+                                <w:t>bitwarden</w:t>
+                              </w:r>
+                              <w:proofErr w:type="spellEnd"/>
+                              <w:r>
+                                <w:rPr>
+                                  <w:lang w:val="es-SV"/>
+                                </w:rPr>
+                                <w:t xml:space="preserve">, </w:t>
+                              </w:r>
+                              <w:proofErr w:type="spellStart"/>
+                              <w:r>
+                                <w:rPr>
+                                  <w:lang w:val="es-SV"/>
+                                </w:rPr>
+                                <w:t>packet</w:t>
+                              </w:r>
+                              <w:proofErr w:type="spellEnd"/>
+                              <w:r>
+                                <w:rPr>
+                                  <w:lang w:val="es-SV"/>
+                                </w:rPr>
+                                <w:t xml:space="preserve"> </w:t>
+                              </w:r>
+                              <w:proofErr w:type="spellStart"/>
+                              <w:r>
+                                <w:rPr>
+                                  <w:lang w:val="es-SV"/>
+                                </w:rPr>
+                                <w:t>tracer</w:t>
+                              </w:r>
+                              <w:proofErr w:type="spellEnd"/>
+                              <w:r>
+                                <w:rPr>
+                                  <w:lang w:val="es-SV"/>
+                                </w:rPr>
+                                <w:t xml:space="preserve">, </w:t>
+                              </w:r>
+                              <w:proofErr w:type="spellStart"/>
+                              <w:r>
+                                <w:rPr>
+                                  <w:lang w:val="es-SV"/>
+                                </w:rPr>
+                                <w:t>wazuh</w:t>
+                              </w:r>
+                              <w:proofErr w:type="spellEnd"/>
+                              <w:r>
+                                <w:rPr>
+                                  <w:lang w:val="es-SV"/>
+                                </w:rPr>
+                                <w:t>, virus total</w:t>
+                              </w:r>
+                              <w:r>
+                                <w:rPr>
+                                  <w:lang w:val="es-SV"/>
+                                </w:rPr>
+                                <w:t>.</w:t>
+                              </w:r>
+                            </w:p>
+                          </w:txbxContent>
+                        </wps:txbx>
+                        <wps:bodyPr rot="0" spcFirstLastPara="0" vertOverflow="overflow" horzOverflow="overflow" vert="horz" wrap="square" lIns="91440" tIns="45720" rIns="91440" bIns="45720" numCol="1" spcCol="0" rtlCol="0" fromWordArt="0" anchor="ctr" anchorCtr="0" forceAA="0" compatLnSpc="1">
+                          <a:prstTxWarp prst="textNoShape">
+                            <a:avLst/>
+                          </a:prstTxWarp>
+                          <a:noAutofit/>
+                        </wps:bodyPr>
+                      </wps:wsp>
+                      <wps:wsp>
+                        <wps:cNvPr id="987959161" name="Rectángulo 1"/>
+                        <wps:cNvSpPr/>
+                        <wps:spPr>
+                          <a:xfrm>
+                            <a:off x="19050" y="0"/>
+                            <a:ext cx="4859655" cy="304691"/>
+                          </a:xfrm>
+                          <a:prstGeom prst="rect">
+                            <a:avLst/>
+                          </a:prstGeom>
+                          <a:ln>
+                            <a:noFill/>
+                          </a:ln>
+                        </wps:spPr>
+                        <wps:style>
+                          <a:lnRef idx="2">
+                            <a:schemeClr val="dk1"/>
+                          </a:lnRef>
+                          <a:fillRef idx="1002">
+                            <a:schemeClr val="dk2"/>
+                          </a:fillRef>
+                          <a:effectRef idx="0">
+                            <a:schemeClr val="dk1"/>
+                          </a:effectRef>
+                          <a:fontRef idx="minor">
+                            <a:schemeClr val="dk1"/>
+                          </a:fontRef>
+                        </wps:style>
+                        <wps:txbx>
+                          <w:txbxContent>
+                            <w:p>
+                              <w:pPr>
+                                <w:pStyle w:val="Prrafodelista"/>
+                                <w:numPr>
+                                  <w:ilvl w:val="0"/>
+                                  <w:numId w:val="18"/>
+                                </w:numPr>
+                                <w:rPr>
+                                  <w:b/>
+                                  <w:bCs/>
+                                  <w:color w:val="FFFFFF" w:themeColor="background1"/>
+                                  <w:lang w:val="es-ES"/>
+                                </w:rPr>
+                              </w:pPr>
+                              <w:r>
+                                <w:rPr>
+                                  <w:b/>
+                                  <w:bCs/>
+                                  <w:color w:val="FFFFFF" w:themeColor="background1"/>
+                                  <w:lang w:val="es-ES"/>
+                                </w:rPr>
+                                <w:t>Duras</w:t>
+                              </w:r>
+                            </w:p>
+                          </w:txbxContent>
+                        </wps:txbx>
+                        <wps:bodyPr rot="0" spcFirstLastPara="0" vertOverflow="overflow" horzOverflow="overflow" vert="horz" wrap="square" lIns="91440" tIns="45720" rIns="91440" bIns="45720" numCol="1" spcCol="0" rtlCol="0" fromWordArt="0" anchor="ctr" anchorCtr="0" forceAA="0" compatLnSpc="1">
+                          <a:prstTxWarp prst="textNoShape">
+                            <a:avLst/>
+                          </a:prstTxWarp>
+                          <a:noAutofit/>
+                        </wps:bodyPr>
+                      </wps:wsp>
+                    </wpg:wgp>
+                  </a:graphicData>
+                </a:graphic>
+                <wp14:sizeRelH relativeFrom="margin">
+                  <wp14:pctWidth>0</wp14:pctWidth>
+                </wp14:sizeRelH>
+                <wp14:sizeRelV relativeFrom="margin">
+                  <wp14:pctHeight>0</wp14:pctHeight>
+                </wp14:sizeRelV>
+              </wp:anchor>
+            </w:drawing>
+          </mc:Choice>
+          <mc:Fallback>
+            <w:pict>
+              <v:group w14:anchorId="432C4A92" id="Grupo 18" o:spid="_x0000_s1030" style="position:absolute;margin-left:114.45pt;margin-top:129.4pt;width:382.65pt;height:144.75pt;z-index:251703296;mso-width-relative:margin;mso-height-relative:margin" coordorigin="190" coordsize="48596,16798" o:gfxdata="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">
+                <v:rect id="Rectángulo 16" o:spid="_x0000_s1031" style="position:absolute;left:427;top:1904;width:48075;height:14894;visibility:visible;mso-wrap-style:square;v-text-anchor:middle" o:gfxdata="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" filled="f" stroked="f">
+                  <v:textbox>
+                    <w:txbxContent>
+                      <w:p>
+                        <w:pPr>
+                          <w:pStyle w:val="Prrafodelista"/>
+                          <w:numPr>
+                            <w:ilvl w:val="0"/>
+                            <w:numId w:val="17"/>
+                          </w:numPr>
+                          <w:jc w:val="both"/>
+                          <w:rPr>
+                            <w:lang w:val="es-SV"/>
+                          </w:rPr>
+                        </w:pPr>
+                        <w:r>
+                          <w:rPr>
+                            <w:lang w:val="es-SV"/>
+                          </w:rPr>
+                          <w:t xml:space="preserve">Diseño y </w:t>
+                        </w:r>
+                        <w:r>
+                          <w:rPr>
+                            <w:lang w:val="es-SV"/>
+                          </w:rPr>
+                          <w:t>creación</w:t>
+                        </w:r>
+                        <w:r>
+                          <w:rPr>
+                            <w:lang w:val="es-SV"/>
+                          </w:rPr>
+                          <w:t xml:space="preserve"> de topologías de red</w:t>
+                        </w:r>
+                        <w:r>
+                          <w:rPr>
+                            <w:lang w:val="es-SV"/>
+                          </w:rPr>
+                          <w:t>.</w:t>
+                        </w:r>
+                      </w:p>
+                      <w:p>
+                        <w:pPr>
+                          <w:pStyle w:val="Prrafodelista"/>
+                          <w:numPr>
+                            <w:ilvl w:val="0"/>
+                            <w:numId w:val="17"/>
+                          </w:numPr>
+                          <w:jc w:val="both"/>
+                          <w:rPr>
+                            <w:lang w:val="es-SV"/>
+                          </w:rPr>
+                        </w:pPr>
+                        <w:r>
+                          <w:rPr>
+                            <w:lang w:val="es-SV"/>
+                          </w:rPr>
+                          <w:t>Configuración y enrutamiento de redes básicas.</w:t>
+                        </w:r>
+                      </w:p>
+                      <w:p>
+                        <w:pPr>
+                          <w:pStyle w:val="Prrafodelista"/>
+                          <w:numPr>
+                            <w:ilvl w:val="0"/>
+                            <w:numId w:val="17"/>
+                          </w:numPr>
+                          <w:jc w:val="both"/>
+                          <w:rPr>
+                            <w:lang w:val="es-SV"/>
+                          </w:rPr>
+                        </w:pPr>
+                        <w:r>
+                          <w:rPr>
+                            <w:lang w:val="es-SV"/>
+                          </w:rPr>
+                          <w:t xml:space="preserve">Uso de </w:t>
+                        </w:r>
+                        <w:proofErr w:type="spellStart"/>
+                        <w:r>
+                          <w:rPr>
+                            <w:lang w:val="es-SV"/>
+                          </w:rPr>
+                          <w:t>exploits</w:t>
+                        </w:r>
+                        <w:proofErr w:type="spellEnd"/>
+                        <w:r>
+                          <w:rPr>
+                            <w:lang w:val="es-SV"/>
+                          </w:rPr>
+                          <w:t xml:space="preserve"> como </w:t>
+                        </w:r>
+                        <w:proofErr w:type="spellStart"/>
+                        <w:r>
+                          <w:rPr>
+                            <w:lang w:val="es-SV"/>
+                          </w:rPr>
+                          <w:t>SpyNote</w:t>
+                        </w:r>
+                        <w:proofErr w:type="spellEnd"/>
+                        <w:r>
+                          <w:rPr>
+                            <w:lang w:val="es-SV"/>
+                          </w:rPr>
+                          <w:t xml:space="preserve"> para vulnerar dispositivos Android.</w:t>
+                        </w:r>
+                      </w:p>
+                      <w:p>
+                        <w:pPr>
+                          <w:pStyle w:val="Prrafodelista"/>
+                          <w:numPr>
+                            <w:ilvl w:val="0"/>
+                            <w:numId w:val="17"/>
+                          </w:numPr>
+                          <w:jc w:val="both"/>
+                          <w:rPr>
+                            <w:lang w:val="es-SV"/>
+                          </w:rPr>
+                        </w:pPr>
+                        <w:r>
+                          <w:rPr>
+                            <w:lang w:val="es-SV"/>
+                          </w:rPr>
+                          <w:t xml:space="preserve">Uso de </w:t>
+                        </w:r>
+                        <w:r>
+                          <w:rPr>
+                            <w:lang w:val="es-SV"/>
+                          </w:rPr>
+                          <w:t xml:space="preserve">la herramienta </w:t>
+                        </w:r>
+                        <w:r>
+                          <w:rPr>
+                            <w:lang w:val="es-SV"/>
+                          </w:rPr>
+                          <w:t>de virtualización</w:t>
+                        </w:r>
+                        <w:r>
+                          <w:rPr>
+                            <w:lang w:val="es-SV"/>
+                          </w:rPr>
+                          <w:t xml:space="preserve"> VirtualBox para Sistemas Operativos (Windows, Linux, Android)</w:t>
+                        </w:r>
+                        <w:r>
+                          <w:rPr>
+                            <w:lang w:val="es-SV"/>
+                          </w:rPr>
+                          <w:t>.</w:t>
+                        </w:r>
+                      </w:p>
+                      <w:p>
+                        <w:pPr>
+                          <w:pStyle w:val="Prrafodelista"/>
+                          <w:numPr>
+                            <w:ilvl w:val="0"/>
+                            <w:numId w:val="17"/>
+                          </w:numPr>
+                          <w:jc w:val="both"/>
+                          <w:rPr>
+                            <w:lang w:val="es-SV"/>
+                          </w:rPr>
+                        </w:pPr>
+                        <w:r>
+                          <w:rPr>
+                            <w:lang w:val="es-SV"/>
+                          </w:rPr>
+                          <w:t>Instalación y configuración de Sistemas Operativos libres.</w:t>
+                        </w:r>
+                      </w:p>
+                      <w:p>
+                        <w:pPr>
+                          <w:pStyle w:val="Prrafodelista"/>
+                          <w:numPr>
+                            <w:ilvl w:val="0"/>
+                            <w:numId w:val="17"/>
+                          </w:numPr>
+                          <w:jc w:val="both"/>
+                          <w:rPr>
+                            <w:lang w:val="es-SV"/>
+                          </w:rPr>
+                        </w:pPr>
+                        <w:r>
+                          <w:rPr>
+                            <w:lang w:val="es-SV"/>
+                          </w:rPr>
+                          <w:t>Uso y conocimiento de software y herramientas libres y privativas</w:t>
+                        </w:r>
+                        <w:r>
+                          <w:rPr>
+                            <w:lang w:val="es-SV"/>
+                          </w:rPr>
+                          <w:t xml:space="preserve"> como </w:t>
+                        </w:r>
+                        <w:proofErr w:type="spellStart"/>
+                        <w:r>
+                          <w:rPr>
+                            <w:lang w:val="es-SV"/>
+                          </w:rPr>
+                          <w:t>Xamp</w:t>
+                        </w:r>
+                        <w:proofErr w:type="spellEnd"/>
+                        <w:r>
+                          <w:rPr>
+                            <w:lang w:val="es-SV"/>
+                          </w:rPr>
+                          <w:t xml:space="preserve">, </w:t>
+                        </w:r>
+                        <w:proofErr w:type="spellStart"/>
+                        <w:r>
+                          <w:rPr>
+                            <w:lang w:val="es-SV"/>
+                          </w:rPr>
+                          <w:t>Ngrok</w:t>
+                        </w:r>
+                        <w:proofErr w:type="spellEnd"/>
+                        <w:r>
+                          <w:rPr>
+                            <w:lang w:val="es-SV"/>
+                          </w:rPr>
+                          <w:t xml:space="preserve">, </w:t>
+                        </w:r>
+                        <w:proofErr w:type="spellStart"/>
+                        <w:r>
+                          <w:rPr>
+                            <w:lang w:val="es-SV"/>
+                          </w:rPr>
+                          <w:t>obsidian</w:t>
+                        </w:r>
+                        <w:proofErr w:type="spellEnd"/>
+                        <w:r>
+                          <w:rPr>
+                            <w:lang w:val="es-SV"/>
+                          </w:rPr>
+                          <w:t xml:space="preserve">, </w:t>
+                        </w:r>
+                        <w:proofErr w:type="spellStart"/>
+                        <w:r>
+                          <w:rPr>
+                            <w:lang w:val="es-SV"/>
+                          </w:rPr>
+                          <w:t>bitwarden</w:t>
+                        </w:r>
+                        <w:proofErr w:type="spellEnd"/>
+                        <w:r>
+                          <w:rPr>
+                            <w:lang w:val="es-SV"/>
+                          </w:rPr>
+                          <w:t xml:space="preserve">, </w:t>
+                        </w:r>
+                        <w:proofErr w:type="spellStart"/>
+                        <w:r>
+                          <w:rPr>
+                            <w:lang w:val="es-SV"/>
+                          </w:rPr>
+                          <w:t>packet</w:t>
+                        </w:r>
+                        <w:proofErr w:type="spellEnd"/>
+                        <w:r>
+                          <w:rPr>
+                            <w:lang w:val="es-SV"/>
+                          </w:rPr>
+                          <w:t xml:space="preserve"> </w:t>
+                        </w:r>
+                        <w:proofErr w:type="spellStart"/>
+                        <w:r>
+                          <w:rPr>
+                            <w:lang w:val="es-SV"/>
+                          </w:rPr>
+                          <w:t>tracer</w:t>
+                        </w:r>
+                        <w:proofErr w:type="spellEnd"/>
+                        <w:r>
+                          <w:rPr>
+                            <w:lang w:val="es-SV"/>
+                          </w:rPr>
+                          <w:t xml:space="preserve">, </w:t>
+                        </w:r>
+                        <w:proofErr w:type="spellStart"/>
+                        <w:r>
+                          <w:rPr>
+                            <w:lang w:val="es-SV"/>
+                          </w:rPr>
+                          <w:t>wazuh</w:t>
+                        </w:r>
+                        <w:proofErr w:type="spellEnd"/>
+                        <w:r>
+                          <w:rPr>
+                            <w:lang w:val="es-SV"/>
+                          </w:rPr>
+                          <w:t>, virus total</w:t>
+                        </w:r>
+                        <w:r>
+                          <w:rPr>
+                            <w:lang w:val="es-SV"/>
+                          </w:rPr>
+                          <w:t>.</w:t>
+                        </w:r>
+                      </w:p>
+                    </w:txbxContent>
+                  </v:textbox>
+                </v:rect>
+                <v:rect id="Rectángulo 1" o:spid="_x0000_s1032" style="position:absolute;left:190;width:48597;height:3046;visibility:visible;mso-wrap-style:square;v-text-anchor:middle" o:gfxdata="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" fillcolor="#4a5c74 [3058]" stroked="f" strokeweight="1pt">
+                  <v:textbox>
+                    <w:txbxContent>
+                      <w:p>
+                        <w:pPr>
+                          <w:pStyle w:val="Prrafodelista"/>
+                          <w:numPr>
+                            <w:ilvl w:val="0"/>
+                            <w:numId w:val="18"/>
+                          </w:numPr>
+                          <w:rPr>
+                            <w:b/>
+                            <w:bCs/>
+                            <w:color w:val="FFFFFF" w:themeColor="background1"/>
+                            <w:lang w:val="es-ES"/>
+                          </w:rPr>
+                        </w:pPr>
+                        <w:r>
+                          <w:rPr>
+                            <w:b/>
+                            <w:bCs/>
+                            <w:color w:val="FFFFFF" w:themeColor="background1"/>
+                            <w:lang w:val="es-ES"/>
+                          </w:rPr>
+                          <w:t>Duras</w:t>
+                        </w:r>
+                      </w:p>
+                    </w:txbxContent>
+                  </v:textbox>
+                </v:rect>
+              </v:group>
             </w:pict>
           </mc:Fallback>
         </mc:AlternateContent>
@@ -1646,7 +2740,7 @@
           <w:lang w:val="es-US"/>
         </w:rPr>
         <w:drawing>
-          <wp:anchor distT="0" distB="0" distL="114300" distR="114300" simplePos="0" relativeHeight="251710464" behindDoc="0" locked="0" layoutInCell="1" allowOverlap="1" wp14:anchorId="7CCC0817" wp14:editId="592CD92D">
+          <wp:anchor distT="0" distB="0" distL="114300" distR="114300" simplePos="0" relativeHeight="251710464" behindDoc="0" locked="0" layoutInCell="1" allowOverlap="1" wp14:anchorId="7CCC0817" wp14:editId="2C5F92E9">
             <wp:simplePos x="0" y="0"/>
             <wp:positionH relativeFrom="column">
               <wp:posOffset>-342900</wp:posOffset>
@@ -1669,7 +2763,7 @@
                     <pic:cNvPicPr/>
                   </pic:nvPicPr>
                   <pic:blipFill>
-                    <a:blip r:embed="rId5" cstate="print">
+                    <a:blip r:embed="rId11" cstate="print">
                       <a:extLst>
                         <a:ext uri="{28A0092B-C50C-407E-A947-70E740481C1C}">
                           <a14:useLocalDpi xmlns:a14="http://schemas.microsoft.com/office/drawing/2010/main" val="0"/>
@@ -1712,7 +2806,7 @@
         <mc:AlternateContent>
           <mc:Choice Requires="wps">
             <w:drawing>
-              <wp:anchor distT="0" distB="0" distL="114300" distR="114300" simplePos="0" relativeHeight="251653120" behindDoc="0" locked="0" layoutInCell="1" allowOverlap="1" wp14:anchorId="7606F6A6" wp14:editId="1255E031">
+              <wp:anchor distT="0" distB="0" distL="114300" distR="114300" simplePos="0" relativeHeight="251652096" behindDoc="0" locked="0" layoutInCell="1" allowOverlap="1" wp14:anchorId="7606F6A6" wp14:editId="4079B2F4">
                 <wp:simplePos x="0" y="0"/>
                 <wp:positionH relativeFrom="column">
                   <wp:posOffset>-1054100</wp:posOffset>
@@ -1794,7 +2888,7 @@
           </mc:Choice>
           <mc:Fallback>
             <w:pict>
-              <v:rect w14:anchorId="7606F6A6" id="Rectángulo 4" o:spid="_x0000_s1027" style="position:absolute;margin-left:-83pt;margin-top:14.7pt;width:196.85pt;height:38.75pt;z-index:251653120;visibility:visible;mso-wrap-style:square;mso-width-percent:0;mso-wrap-distance-left:9pt;mso-wrap-distance-top:0;mso-wrap-distance-right:9pt;mso-wrap-distance-bottom:0;mso-position-horizontal:absolute;mso-position-horizontal-relative:text;mso-position-vertical:absolute;mso-position-vertical-relative:text;mso-width-percent:0;mso-width-relative:margin;v-text-anchor:middle" o:gfxdata="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" fillcolor="#4a5c74 [3058]" stroked="f" strokeweight="1pt">
+              <v:rect w14:anchorId="7606F6A6" id="Rectángulo 4" o:spid="_x0000_s1033" style="position:absolute;margin-left:-83pt;margin-top:14.7pt;width:196.85pt;height:38.75pt;z-index:251652096;visibility:visible;mso-wrap-style:square;mso-width-percent:0;mso-wrap-distance-left:9pt;mso-wrap-distance-top:0;mso-wrap-distance-right:9pt;mso-wrap-distance-bottom:0;mso-position-horizontal:absolute;mso-position-horizontal-relative:text;mso-position-vertical:absolute;mso-position-vertical-relative:text;mso-width-percent:0;mso-width-relative:margin;v-text-anchor:middle" o:gfxdata="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" fillcolor="#4a5c74 [3058]" stroked="f" strokeweight="1pt">
                 <v:textbox>
                   <w:txbxContent>
                     <w:p>
@@ -1824,138 +2918,10 @@
         <w:rPr>
           <w:noProof/>
         </w:rPr>
-        <w:drawing>
-          <wp:anchor distT="0" distB="0" distL="114300" distR="114300" simplePos="0" relativeHeight="251708416" behindDoc="0" locked="0" layoutInCell="1" allowOverlap="1" wp14:anchorId="04DF7C11" wp14:editId="1B3827A0">
-            <wp:simplePos x="0" y="0"/>
-            <wp:positionH relativeFrom="margin">
-              <wp:posOffset>4598258</wp:posOffset>
-            </wp:positionH>
-            <wp:positionV relativeFrom="paragraph">
-              <wp:posOffset>8092630</wp:posOffset>
-            </wp:positionV>
-            <wp:extent cx="720000" cy="720000"/>
-            <wp:effectExtent l="0" t="0" r="4445" b="4445"/>
-            <wp:wrapNone/>
-            <wp:docPr id="285455112" name="Imagen 25" descr="CCNA: Switching, Routing, and Wireless Essentials badge image. Issued by Cisco"/>
-            <wp:cNvGraphicFramePr>
-              <a:graphicFrameLocks xmlns:a="http://schemas.openxmlformats.org/drawingml/2006/main" noChangeAspect="1"/>
-            </wp:cNvGraphicFramePr>
-            <a:graphic xmlns:a="http://schemas.openxmlformats.org/drawingml/2006/main">
-              <a:graphicData uri="http://schemas.openxmlformats.org/drawingml/2006/picture">
-                <pic:pic xmlns:pic="http://schemas.openxmlformats.org/drawingml/2006/picture">
-                  <pic:nvPicPr>
-                    <pic:cNvPr id="0" name="Picture 23" descr="CCNA: Switching, Routing, and Wireless Essentials badge image. Issued by Cisco"/>
-                    <pic:cNvPicPr>
-                      <a:picLocks noChangeAspect="1" noChangeArrowheads="1"/>
-                    </pic:cNvPicPr>
-                  </pic:nvPicPr>
-                  <pic:blipFill>
-                    <a:blip r:embed="rId6" cstate="print">
-                      <a:extLst>
-                        <a:ext uri="{28A0092B-C50C-407E-A947-70E740481C1C}">
-                          <a14:useLocalDpi xmlns:a14="http://schemas.microsoft.com/office/drawing/2010/main" val="0"/>
-                        </a:ext>
-                      </a:extLst>
-                    </a:blip>
-                    <a:srcRect/>
-                    <a:stretch>
-                      <a:fillRect/>
-                    </a:stretch>
-                  </pic:blipFill>
-                  <pic:spPr bwMode="auto">
-                    <a:xfrm>
-                      <a:off x="0" y="0"/>
-                      <a:ext cx="720000" cy="720000"/>
-                    </a:xfrm>
-                    <a:prstGeom prst="rect">
-                      <a:avLst/>
-                    </a:prstGeom>
-                    <a:noFill/>
-                    <a:ln>
-                      <a:noFill/>
-                    </a:ln>
-                  </pic:spPr>
-                </pic:pic>
-              </a:graphicData>
-            </a:graphic>
-            <wp14:sizeRelH relativeFrom="margin">
-              <wp14:pctWidth>0</wp14:pctWidth>
-            </wp14:sizeRelH>
-            <wp14:sizeRelV relativeFrom="margin">
-              <wp14:pctHeight>0</wp14:pctHeight>
-            </wp14:sizeRelV>
-          </wp:anchor>
-        </w:drawing>
-      </w:r>
-      <w:r>
-        <w:rPr>
-          <w:noProof/>
-        </w:rPr>
-        <w:drawing>
-          <wp:anchor distT="0" distB="0" distL="114300" distR="114300" simplePos="0" relativeHeight="251709440" behindDoc="0" locked="0" layoutInCell="1" allowOverlap="1" wp14:anchorId="0B487735" wp14:editId="30E95EF5">
-            <wp:simplePos x="0" y="0"/>
-            <wp:positionH relativeFrom="column">
-              <wp:posOffset>5425688</wp:posOffset>
-            </wp:positionH>
-            <wp:positionV relativeFrom="paragraph">
-              <wp:posOffset>8089075</wp:posOffset>
-            </wp:positionV>
-            <wp:extent cx="719455" cy="719455"/>
-            <wp:effectExtent l="0" t="0" r="4445" b="4445"/>
-            <wp:wrapNone/>
-            <wp:docPr id="469339353" name="Imagen 26" descr="CCNA: Enterprise Networking, Security, and Automation badge image. Issued by Cisco"/>
-            <wp:cNvGraphicFramePr>
-              <a:graphicFrameLocks xmlns:a="http://schemas.openxmlformats.org/drawingml/2006/main" noChangeAspect="1"/>
-            </wp:cNvGraphicFramePr>
-            <a:graphic xmlns:a="http://schemas.openxmlformats.org/drawingml/2006/main">
-              <a:graphicData uri="http://schemas.openxmlformats.org/drawingml/2006/picture">
-                <pic:pic xmlns:pic="http://schemas.openxmlformats.org/drawingml/2006/picture">
-                  <pic:nvPicPr>
-                    <pic:cNvPr id="0" name="Picture 25" descr="CCNA: Enterprise Networking, Security, and Automation badge image. Issued by Cisco"/>
-                    <pic:cNvPicPr>
-                      <a:picLocks noChangeAspect="1" noChangeArrowheads="1"/>
-                    </pic:cNvPicPr>
-                  </pic:nvPicPr>
-                  <pic:blipFill>
-                    <a:blip r:embed="rId7" cstate="print">
-                      <a:extLst>
-                        <a:ext uri="{28A0092B-C50C-407E-A947-70E740481C1C}">
-                          <a14:useLocalDpi xmlns:a14="http://schemas.microsoft.com/office/drawing/2010/main" val="0"/>
-                        </a:ext>
-                      </a:extLst>
-                    </a:blip>
-                    <a:srcRect/>
-                    <a:stretch>
-                      <a:fillRect/>
-                    </a:stretch>
-                  </pic:blipFill>
-                  <pic:spPr bwMode="auto">
-                    <a:xfrm>
-                      <a:off x="0" y="0"/>
-                      <a:ext cx="719455" cy="719455"/>
-                    </a:xfrm>
-                    <a:prstGeom prst="rect">
-                      <a:avLst/>
-                    </a:prstGeom>
-                    <a:noFill/>
-                    <a:ln>
-                      <a:noFill/>
-                    </a:ln>
-                  </pic:spPr>
-                </pic:pic>
-              </a:graphicData>
-            </a:graphic>
-          </wp:anchor>
-        </w:drawing>
-      </w:r>
-      <w:r>
-        <w:rPr>
-          <w:noProof/>
-        </w:rPr>
         <mc:AlternateContent>
           <mc:Choice Requires="wpg">
             <w:drawing>
-              <wp:anchor distT="0" distB="0" distL="114300" distR="114300" simplePos="0" relativeHeight="251701248" behindDoc="0" locked="0" layoutInCell="1" allowOverlap="1" wp14:anchorId="6C1C3D13" wp14:editId="50667587">
+              <wp:anchor distT="0" distB="0" distL="114300" distR="114300" simplePos="0" relativeHeight="251700224" behindDoc="0" locked="0" layoutInCell="1" allowOverlap="1" wp14:anchorId="6C1C3D13" wp14:editId="4713EDBA">
                 <wp:simplePos x="0" y="0"/>
                 <wp:positionH relativeFrom="column">
                   <wp:posOffset>1453515</wp:posOffset>
@@ -2180,7 +3146,7 @@
                                     <w:lang w:val="es-ES"/>
                                   </w:rPr>
                                 </w:pPr>
-                                <w:hyperlink r:id="rId8" w:history="1">
+                                <w:hyperlink r:id="rId12" w:history="1">
                                   <w:r>
                                     <w:rPr>
                                       <w:rStyle w:val="Hipervnculo"/>
@@ -2223,7 +3189,7 @@
                                     <w:lang w:val="es-ES"/>
                                   </w:rPr>
                                 </w:pPr>
-                                <w:hyperlink r:id="rId9" w:history="1">
+                                <w:hyperlink r:id="rId13" w:history="1">
                                   <w:r>
                                     <w:rPr>
                                       <w:rStyle w:val="Hipervnculo"/>
@@ -2257,7 +3223,7 @@
                                     <w:lang w:val="es-ES"/>
                                   </w:rPr>
                                 </w:pPr>
-                                <w:hyperlink r:id="rId10" w:history="1">
+                                <w:hyperlink r:id="rId14" w:history="1">
                                   <w:r>
                                     <w:rPr>
                                       <w:rStyle w:val="Hipervnculo"/>
@@ -2291,7 +3257,7 @@
                                     <w:lang w:val="es-ES"/>
                                   </w:rPr>
                                 </w:pPr>
-                                <w:hyperlink r:id="rId11" w:history="1">
+                                <w:hyperlink r:id="rId15" w:history="1">
                                   <w:r>
                                     <w:rPr>
                                       <w:rStyle w:val="Hipervnculo"/>
@@ -2399,9 +3365,9 @@
           </mc:Choice>
           <mc:Fallback>
             <w:pict>
-              <v:group w14:anchorId="6C1C3D13" id="Grupo 19" o:spid="_x0000_s1028" style="position:absolute;margin-left:114.45pt;margin-top:-61.85pt;width:382.65pt;height:138.7pt;z-index:251701248;mso-width-relative:margin" coordsize="48600,17614" o:gfxdata="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">
-                <v:group id="Grupo 998735081" o:spid="_x0000_s1029" style="position:absolute;width:48600;height:17614" coordorigin="" coordsize="48600,13764" o:gfxdata="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">
-                  <v:rect id="Rectángulo 1345978796" o:spid="_x0000_s1030" style="position:absolute;width:48600;height:2380;visibility:visible;mso-wrap-style:square;v-text-anchor:middle" o:gfxdata="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" fillcolor="#4a5c74 [3058]" stroked="f" strokeweight="1pt">
+              <v:group w14:anchorId="6C1C3D13" id="Grupo 19" o:spid="_x0000_s1034" style="position:absolute;margin-left:114.45pt;margin-top:-61.85pt;width:382.65pt;height:138.7pt;z-index:251700224;mso-width-relative:margin" coordsize="48600,17614" o:gfxdata="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">
+                <v:group id="Grupo 998735081" o:spid="_x0000_s1035" style="position:absolute;width:48600;height:17614" coordorigin="" coordsize="48600,13764" o:gfxdata="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">
+                  <v:rect id="Rectángulo 1345978796" o:spid="_x0000_s1036" style="position:absolute;width:48600;height:2380;visibility:visible;mso-wrap-style:square;v-text-anchor:middle" o:gfxdata="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" fillcolor="#4a5c74 [3058]" stroked="f" strokeweight="1pt">
                     <v:textbox>
                       <w:txbxContent>
                         <w:p>
@@ -2431,7 +3397,7 @@
                       </w:txbxContent>
                     </v:textbox>
                   </v:rect>
-                  <v:rect id="Rectángulo 230797303" o:spid="_x0000_s1031" style="position:absolute;left:762;top:2856;width:47754;height:10908;visibility:visible;mso-wrap-style:square;v-text-anchor:middle" o:gfxdata="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" filled="f" stroked="f">
+                  <v:rect id="Rectángulo 230797303" o:spid="_x0000_s1037" style="position:absolute;left:762;top:2856;width:47754;height:10908;visibility:visible;mso-wrap-style:square;v-text-anchor:middle" o:gfxdata="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" filled="f" stroked="f">
                     <v:textbox>
                       <w:txbxContent>
                         <w:p>
@@ -2527,7 +3493,7 @@
                               <w:lang w:val="es-ES"/>
                             </w:rPr>
                           </w:pPr>
-                          <w:hyperlink r:id="rId12" w:history="1">
+                          <w:hyperlink r:id="rId16" w:history="1">
                             <w:r>
                               <w:rPr>
                                 <w:rStyle w:val="Hipervnculo"/>
@@ -2570,7 +3536,7 @@
                               <w:lang w:val="es-ES"/>
                             </w:rPr>
                           </w:pPr>
-                          <w:hyperlink r:id="rId13" w:history="1">
+                          <w:hyperlink r:id="rId17" w:history="1">
                             <w:r>
                               <w:rPr>
                                 <w:rStyle w:val="Hipervnculo"/>
@@ -2604,7 +3570,7 @@
                               <w:lang w:val="es-ES"/>
                             </w:rPr>
                           </w:pPr>
-                          <w:hyperlink r:id="rId14" w:history="1">
+                          <w:hyperlink r:id="rId18" w:history="1">
                             <w:r>
                               <w:rPr>
                                 <w:rStyle w:val="Hipervnculo"/>
@@ -2638,7 +3604,7 @@
                               <w:lang w:val="es-ES"/>
                             </w:rPr>
                           </w:pPr>
-                          <w:hyperlink r:id="rId15" w:history="1">
+                          <w:hyperlink r:id="rId19" w:history="1">
                             <w:r>
                               <w:rPr>
                                 <w:rStyle w:val="Hipervnculo"/>
@@ -2665,7 +3631,7 @@
                     </v:textbox>
                   </v:rect>
                 </v:group>
-                <v:rect id="Rectángulo 1" o:spid="_x0000_s1032" style="position:absolute;width:48596;height:3046;visibility:visible;mso-wrap-style:square;v-text-anchor:middle" o:gfxdata="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" fillcolor="#4a5c74 [3058]" stroked="f" strokeweight="1pt">
+                <v:rect id="Rectángulo 1" o:spid="_x0000_s1038" style="position:absolute;width:48596;height:3046;visibility:visible;mso-wrap-style:square;v-text-anchor:middle" o:gfxdata="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" fillcolor="#4a5c74 [3058]" stroked="f" strokeweight="1pt">
                   <v:textbox>
                     <w:txbxContent>
                       <w:p>
@@ -2711,524 +3677,7 @@
         <mc:AlternateContent>
           <mc:Choice Requires="wpg">
             <w:drawing>
-              <wp:anchor distT="0" distB="0" distL="114300" distR="114300" simplePos="0" relativeHeight="251704320" behindDoc="0" locked="0" layoutInCell="1" allowOverlap="1" wp14:anchorId="432C4A92" wp14:editId="6D59690F">
-                <wp:simplePos x="0" y="0"/>
-                <wp:positionH relativeFrom="column">
-                  <wp:posOffset>1453515</wp:posOffset>
-                </wp:positionH>
-                <wp:positionV relativeFrom="paragraph">
-                  <wp:posOffset>1643380</wp:posOffset>
-                </wp:positionV>
-                <wp:extent cx="4859655" cy="1657350"/>
-                <wp:effectExtent l="0" t="0" r="0" b="0"/>
-                <wp:wrapNone/>
-                <wp:docPr id="684377891" name="Grupo 18"/>
-                <wp:cNvGraphicFramePr/>
-                <a:graphic xmlns:a="http://schemas.openxmlformats.org/drawingml/2006/main">
-                  <a:graphicData uri="http://schemas.microsoft.com/office/word/2010/wordprocessingGroup">
-                    <wpg:wgp>
-                      <wpg:cNvGrpSpPr/>
-                      <wpg:grpSpPr>
-                        <a:xfrm>
-                          <a:off x="0" y="0"/>
-                          <a:ext cx="4859655" cy="1657350"/>
-                          <a:chOff x="19050" y="0"/>
-                          <a:chExt cx="4859655" cy="1514474"/>
-                        </a:xfrm>
-                      </wpg:grpSpPr>
-                      <wps:wsp>
-                        <wps:cNvPr id="549416281" name="Rectángulo 16"/>
-                        <wps:cNvSpPr/>
-                        <wps:spPr>
-                          <a:xfrm>
-                            <a:off x="42798" y="190500"/>
-                            <a:ext cx="4807497" cy="1323974"/>
-                          </a:xfrm>
-                          <a:prstGeom prst="rect">
-                            <a:avLst/>
-                          </a:prstGeom>
-                          <a:noFill/>
-                          <a:ln>
-                            <a:noFill/>
-                          </a:ln>
-                        </wps:spPr>
-                        <wps:style>
-                          <a:lnRef idx="0">
-                            <a:scrgbClr r="0" g="0" b="0"/>
-                          </a:lnRef>
-                          <a:fillRef idx="0">
-                            <a:scrgbClr r="0" g="0" b="0"/>
-                          </a:fillRef>
-                          <a:effectRef idx="0">
-                            <a:scrgbClr r="0" g="0" b="0"/>
-                          </a:effectRef>
-                          <a:fontRef idx="minor">
-                            <a:schemeClr val="dk1"/>
-                          </a:fontRef>
-                        </wps:style>
-                        <wps:txbx>
-                          <w:txbxContent>
-                            <w:p>
-                              <w:pPr>
-                                <w:pStyle w:val="Prrafodelista"/>
-                                <w:numPr>
-                                  <w:ilvl w:val="0"/>
-                                  <w:numId w:val="17"/>
-                                </w:numPr>
-                                <w:jc w:val="both"/>
-                                <w:rPr>
-                                  <w:lang w:val="es-SV"/>
-                                </w:rPr>
-                              </w:pPr>
-                              <w:r>
-                                <w:rPr>
-                                  <w:lang w:val="es-SV"/>
-                                </w:rPr>
-                                <w:t xml:space="preserve">Diseño y </w:t>
-                              </w:r>
-                              <w:r>
-                                <w:rPr>
-                                  <w:lang w:val="es-SV"/>
-                                </w:rPr>
-                                <w:t>creación</w:t>
-                              </w:r>
-                              <w:r>
-                                <w:rPr>
-                                  <w:lang w:val="es-SV"/>
-                                </w:rPr>
-                                <w:t xml:space="preserve"> de topologías de red</w:t>
-                              </w:r>
-                              <w:r>
-                                <w:rPr>
-                                  <w:lang w:val="es-SV"/>
-                                </w:rPr>
-                                <w:t>.</w:t>
-                              </w:r>
-                            </w:p>
-                            <w:p>
-                              <w:pPr>
-                                <w:pStyle w:val="Prrafodelista"/>
-                                <w:numPr>
-                                  <w:ilvl w:val="0"/>
-                                  <w:numId w:val="17"/>
-                                </w:numPr>
-                                <w:jc w:val="both"/>
-                                <w:rPr>
-                                  <w:lang w:val="es-SV"/>
-                                </w:rPr>
-                              </w:pPr>
-                              <w:r>
-                                <w:rPr>
-                                  <w:lang w:val="es-SV"/>
-                                </w:rPr>
-                                <w:t>Configuración y enrutamiento de redes básicas.</w:t>
-                              </w:r>
-                            </w:p>
-                            <w:p>
-                              <w:pPr>
-                                <w:pStyle w:val="Prrafodelista"/>
-                                <w:numPr>
-                                  <w:ilvl w:val="0"/>
-                                  <w:numId w:val="17"/>
-                                </w:numPr>
-                                <w:jc w:val="both"/>
-                                <w:rPr>
-                                  <w:lang w:val="es-SV"/>
-                                </w:rPr>
-                              </w:pPr>
-                              <w:r>
-                                <w:rPr>
-                                  <w:lang w:val="es-SV"/>
-                                </w:rPr>
-                                <w:t xml:space="preserve">Uso de </w:t>
-                              </w:r>
-                              <w:proofErr w:type="spellStart"/>
-                              <w:r>
-                                <w:rPr>
-                                  <w:lang w:val="es-SV"/>
-                                </w:rPr>
-                                <w:t>exploits</w:t>
-                              </w:r>
-                              <w:proofErr w:type="spellEnd"/>
-                              <w:r>
-                                <w:rPr>
-                                  <w:lang w:val="es-SV"/>
-                                </w:rPr>
-                                <w:t xml:space="preserve"> como </w:t>
-                              </w:r>
-                              <w:proofErr w:type="spellStart"/>
-                              <w:r>
-                                <w:rPr>
-                                  <w:lang w:val="es-SV"/>
-                                </w:rPr>
-                                <w:t>SpyNote</w:t>
-                              </w:r>
-                              <w:proofErr w:type="spellEnd"/>
-                              <w:r>
-                                <w:rPr>
-                                  <w:lang w:val="es-SV"/>
-                                </w:rPr>
-                                <w:t xml:space="preserve"> para vulnerar dispositivos Android.</w:t>
-                              </w:r>
-                            </w:p>
-                            <w:p>
-                              <w:pPr>
-                                <w:pStyle w:val="Prrafodelista"/>
-                                <w:numPr>
-                                  <w:ilvl w:val="0"/>
-                                  <w:numId w:val="17"/>
-                                </w:numPr>
-                                <w:jc w:val="both"/>
-                                <w:rPr>
-                                  <w:lang w:val="es-SV"/>
-                                </w:rPr>
-                              </w:pPr>
-                              <w:r>
-                                <w:rPr>
-                                  <w:lang w:val="es-SV"/>
-                                </w:rPr>
-                                <w:t>Uso de tecnologías de virtualización.</w:t>
-                              </w:r>
-                            </w:p>
-                            <w:p>
-                              <w:pPr>
-                                <w:pStyle w:val="Prrafodelista"/>
-                                <w:numPr>
-                                  <w:ilvl w:val="0"/>
-                                  <w:numId w:val="17"/>
-                                </w:numPr>
-                                <w:jc w:val="both"/>
-                                <w:rPr>
-                                  <w:lang w:val="es-SV"/>
-                                </w:rPr>
-                              </w:pPr>
-                              <w:r>
-                                <w:rPr>
-                                  <w:lang w:val="es-SV"/>
-                                </w:rPr>
-                                <w:t>Instalación y configuración de Sistemas Operativos libres.</w:t>
-                              </w:r>
-                            </w:p>
-                            <w:p>
-                              <w:pPr>
-                                <w:pStyle w:val="Prrafodelista"/>
-                                <w:numPr>
-                                  <w:ilvl w:val="0"/>
-                                  <w:numId w:val="17"/>
-                                </w:numPr>
-                                <w:jc w:val="both"/>
-                                <w:rPr>
-                                  <w:lang w:val="es-SV"/>
-                                </w:rPr>
-                              </w:pPr>
-                              <w:r>
-                                <w:rPr>
-                                  <w:lang w:val="es-SV"/>
-                                </w:rPr>
-                                <w:t>Uso y conocimiento de software y herramientas libres y privativas.</w:t>
-                              </w:r>
-                            </w:p>
-                          </w:txbxContent>
-                        </wps:txbx>
-                        <wps:bodyPr rot="0" spcFirstLastPara="0" vertOverflow="overflow" horzOverflow="overflow" vert="horz" wrap="square" lIns="91440" tIns="45720" rIns="91440" bIns="45720" numCol="1" spcCol="0" rtlCol="0" fromWordArt="0" anchor="ctr" anchorCtr="0" forceAA="0" compatLnSpc="1">
-                          <a:prstTxWarp prst="textNoShape">
-                            <a:avLst/>
-                          </a:prstTxWarp>
-                          <a:noAutofit/>
-                        </wps:bodyPr>
-                      </wps:wsp>
-                      <wps:wsp>
-                        <wps:cNvPr id="987959161" name="Rectángulo 1"/>
-                        <wps:cNvSpPr/>
-                        <wps:spPr>
-                          <a:xfrm>
-                            <a:off x="19050" y="0"/>
-                            <a:ext cx="4859655" cy="304691"/>
-                          </a:xfrm>
-                          <a:prstGeom prst="rect">
-                            <a:avLst/>
-                          </a:prstGeom>
-                          <a:ln>
-                            <a:noFill/>
-                          </a:ln>
-                        </wps:spPr>
-                        <wps:style>
-                          <a:lnRef idx="2">
-                            <a:schemeClr val="dk1"/>
-                          </a:lnRef>
-                          <a:fillRef idx="1002">
-                            <a:schemeClr val="dk2"/>
-                          </a:fillRef>
-                          <a:effectRef idx="0">
-                            <a:schemeClr val="dk1"/>
-                          </a:effectRef>
-                          <a:fontRef idx="minor">
-                            <a:schemeClr val="dk1"/>
-                          </a:fontRef>
-                        </wps:style>
-                        <wps:txbx>
-                          <w:txbxContent>
-                            <w:p>
-                              <w:pPr>
-                                <w:pStyle w:val="Prrafodelista"/>
-                                <w:numPr>
-                                  <w:ilvl w:val="0"/>
-                                  <w:numId w:val="18"/>
-                                </w:numPr>
-                                <w:rPr>
-                                  <w:b/>
-                                  <w:bCs/>
-                                  <w:color w:val="FFFFFF" w:themeColor="background1"/>
-                                  <w:lang w:val="es-ES"/>
-                                </w:rPr>
-                              </w:pPr>
-                              <w:r>
-                                <w:rPr>
-                                  <w:b/>
-                                  <w:bCs/>
-                                  <w:color w:val="FFFFFF" w:themeColor="background1"/>
-                                  <w:lang w:val="es-ES"/>
-                                </w:rPr>
-                                <w:t>Duras</w:t>
-                              </w:r>
-                            </w:p>
-                          </w:txbxContent>
-                        </wps:txbx>
-                        <wps:bodyPr rot="0" spcFirstLastPara="0" vertOverflow="overflow" horzOverflow="overflow" vert="horz" wrap="square" lIns="91440" tIns="45720" rIns="91440" bIns="45720" numCol="1" spcCol="0" rtlCol="0" fromWordArt="0" anchor="ctr" anchorCtr="0" forceAA="0" compatLnSpc="1">
-                          <a:prstTxWarp prst="textNoShape">
-                            <a:avLst/>
-                          </a:prstTxWarp>
-                          <a:noAutofit/>
-                        </wps:bodyPr>
-                      </wps:wsp>
-                    </wpg:wgp>
-                  </a:graphicData>
-                </a:graphic>
-                <wp14:sizeRelH relativeFrom="margin">
-                  <wp14:pctWidth>0</wp14:pctWidth>
-                </wp14:sizeRelH>
-                <wp14:sizeRelV relativeFrom="margin">
-                  <wp14:pctHeight>0</wp14:pctHeight>
-                </wp14:sizeRelV>
-              </wp:anchor>
-            </w:drawing>
-          </mc:Choice>
-          <mc:Fallback>
-            <w:pict>
-              <v:group w14:anchorId="432C4A92" id="Grupo 18" o:spid="_x0000_s1033" style="position:absolute;margin-left:114.45pt;margin-top:129.4pt;width:382.65pt;height:130.5pt;z-index:251704320;mso-width-relative:margin;mso-height-relative:margin" coordorigin="190" coordsize="48596,15144" o:gfxdata="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">
-                <v:rect id="Rectángulo 16" o:spid="_x0000_s1034" style="position:absolute;left:427;top:1905;width:48075;height:13239;visibility:visible;mso-wrap-style:square;v-text-anchor:middle" o:gfxdata="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" filled="f" stroked="f">
-                  <v:textbox>
-                    <w:txbxContent>
-                      <w:p>
-                        <w:pPr>
-                          <w:pStyle w:val="Prrafodelista"/>
-                          <w:numPr>
-                            <w:ilvl w:val="0"/>
-                            <w:numId w:val="17"/>
-                          </w:numPr>
-                          <w:jc w:val="both"/>
-                          <w:rPr>
-                            <w:lang w:val="es-SV"/>
-                          </w:rPr>
-                        </w:pPr>
-                        <w:r>
-                          <w:rPr>
-                            <w:lang w:val="es-SV"/>
-                          </w:rPr>
-                          <w:t xml:space="preserve">Diseño y </w:t>
-                        </w:r>
-                        <w:r>
-                          <w:rPr>
-                            <w:lang w:val="es-SV"/>
-                          </w:rPr>
-                          <w:t>creación</w:t>
-                        </w:r>
-                        <w:r>
-                          <w:rPr>
-                            <w:lang w:val="es-SV"/>
-                          </w:rPr>
-                          <w:t xml:space="preserve"> de topologías de red</w:t>
-                        </w:r>
-                        <w:r>
-                          <w:rPr>
-                            <w:lang w:val="es-SV"/>
-                          </w:rPr>
-                          <w:t>.</w:t>
-                        </w:r>
-                      </w:p>
-                      <w:p>
-                        <w:pPr>
-                          <w:pStyle w:val="Prrafodelista"/>
-                          <w:numPr>
-                            <w:ilvl w:val="0"/>
-                            <w:numId w:val="17"/>
-                          </w:numPr>
-                          <w:jc w:val="both"/>
-                          <w:rPr>
-                            <w:lang w:val="es-SV"/>
-                          </w:rPr>
-                        </w:pPr>
-                        <w:r>
-                          <w:rPr>
-                            <w:lang w:val="es-SV"/>
-                          </w:rPr>
-                          <w:t>Configuración y enrutamiento de redes básicas.</w:t>
-                        </w:r>
-                      </w:p>
-                      <w:p>
-                        <w:pPr>
-                          <w:pStyle w:val="Prrafodelista"/>
-                          <w:numPr>
-                            <w:ilvl w:val="0"/>
-                            <w:numId w:val="17"/>
-                          </w:numPr>
-                          <w:jc w:val="both"/>
-                          <w:rPr>
-                            <w:lang w:val="es-SV"/>
-                          </w:rPr>
-                        </w:pPr>
-                        <w:r>
-                          <w:rPr>
-                            <w:lang w:val="es-SV"/>
-                          </w:rPr>
-                          <w:t xml:space="preserve">Uso de </w:t>
-                        </w:r>
-                        <w:proofErr w:type="spellStart"/>
-                        <w:r>
-                          <w:rPr>
-                            <w:lang w:val="es-SV"/>
-                          </w:rPr>
-                          <w:t>exploits</w:t>
-                        </w:r>
-                        <w:proofErr w:type="spellEnd"/>
-                        <w:r>
-                          <w:rPr>
-                            <w:lang w:val="es-SV"/>
-                          </w:rPr>
-                          <w:t xml:space="preserve"> como </w:t>
-                        </w:r>
-                        <w:proofErr w:type="spellStart"/>
-                        <w:r>
-                          <w:rPr>
-                            <w:lang w:val="es-SV"/>
-                          </w:rPr>
-                          <w:t>SpyNote</w:t>
-                        </w:r>
-                        <w:proofErr w:type="spellEnd"/>
-                        <w:r>
-                          <w:rPr>
-                            <w:lang w:val="es-SV"/>
-                          </w:rPr>
-                          <w:t xml:space="preserve"> para vulnerar dispositivos Android.</w:t>
-                        </w:r>
-                      </w:p>
-                      <w:p>
-                        <w:pPr>
-                          <w:pStyle w:val="Prrafodelista"/>
-                          <w:numPr>
-                            <w:ilvl w:val="0"/>
-                            <w:numId w:val="17"/>
-                          </w:numPr>
-                          <w:jc w:val="both"/>
-                          <w:rPr>
-                            <w:lang w:val="es-SV"/>
-                          </w:rPr>
-                        </w:pPr>
-                        <w:r>
-                          <w:rPr>
-                            <w:lang w:val="es-SV"/>
-                          </w:rPr>
-                          <w:t>Uso de tecnologías de virtualización.</w:t>
-                        </w:r>
-                      </w:p>
-                      <w:p>
-                        <w:pPr>
-                          <w:pStyle w:val="Prrafodelista"/>
-                          <w:numPr>
-                            <w:ilvl w:val="0"/>
-                            <w:numId w:val="17"/>
-                          </w:numPr>
-                          <w:jc w:val="both"/>
-                          <w:rPr>
-                            <w:lang w:val="es-SV"/>
-                          </w:rPr>
-                        </w:pPr>
-                        <w:r>
-                          <w:rPr>
-                            <w:lang w:val="es-SV"/>
-                          </w:rPr>
-                          <w:t>Instalación y configuración de Sistemas Operativos libres.</w:t>
-                        </w:r>
-                      </w:p>
-                      <w:p>
-                        <w:pPr>
-                          <w:pStyle w:val="Prrafodelista"/>
-                          <w:numPr>
-                            <w:ilvl w:val="0"/>
-                            <w:numId w:val="17"/>
-                          </w:numPr>
-                          <w:jc w:val="both"/>
-                          <w:rPr>
-                            <w:lang w:val="es-SV"/>
-                          </w:rPr>
-                        </w:pPr>
-                        <w:r>
-                          <w:rPr>
-                            <w:lang w:val="es-SV"/>
-                          </w:rPr>
-                          <w:t>Uso y conocimiento de software y herramientas libres y privativas.</w:t>
-                        </w:r>
-                      </w:p>
-                    </w:txbxContent>
-                  </v:textbox>
-                </v:rect>
-                <v:rect id="Rectángulo 1" o:spid="_x0000_s1035" style="position:absolute;left:190;width:48597;height:3046;visibility:visible;mso-wrap-style:square;v-text-anchor:middle" o:gfxdata="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" fillcolor="#4a5c74 [3058]" stroked="f" strokeweight="1pt">
-                  <v:textbox>
-                    <w:txbxContent>
-                      <w:p>
-                        <w:pPr>
-                          <w:pStyle w:val="Prrafodelista"/>
-                          <w:numPr>
-                            <w:ilvl w:val="0"/>
-                            <w:numId w:val="18"/>
-                          </w:numPr>
-                          <w:rPr>
-                            <w:b/>
-                            <w:bCs/>
-                            <w:color w:val="FFFFFF" w:themeColor="background1"/>
-                            <w:lang w:val="es-ES"/>
-                          </w:rPr>
-                        </w:pPr>
-                        <w:r>
-                          <w:rPr>
-                            <w:b/>
-                            <w:bCs/>
-                            <w:color w:val="FFFFFF" w:themeColor="background1"/>
-                            <w:lang w:val="es-ES"/>
-                          </w:rPr>
-                          <w:t>Duras</w:t>
-                        </w:r>
-                      </w:p>
-                    </w:txbxContent>
-                  </v:textbox>
-                </v:rect>
-              </v:group>
-            </w:pict>
-          </mc:Fallback>
-        </mc:AlternateContent>
-      </w:r>
-      <w:r>
-        <w:rPr>
-          <w:rFonts w:ascii="Times New Roman" w:hAnsi="Times New Roman" w:cs="Times New Roman"/>
-          <w:noProof/>
-          <w:sz w:val="24"/>
-          <w:szCs w:val="24"/>
-          <w:lang w:val="es-US"/>
-        </w:rPr>
-        <mc:AlternateContent>
-          <mc:Choice Requires="wpg">
-            <w:drawing>
-              <wp:anchor distT="0" distB="0" distL="114300" distR="114300" simplePos="0" relativeHeight="251692032" behindDoc="0" locked="0" layoutInCell="1" allowOverlap="1" wp14:anchorId="108C7CA8" wp14:editId="5C1466E8">
+              <wp:anchor distT="0" distB="0" distL="114300" distR="114300" simplePos="0" relativeHeight="251691008" behindDoc="0" locked="0" layoutInCell="1" allowOverlap="1" wp14:anchorId="108C7CA8" wp14:editId="5C19627B">
                 <wp:simplePos x="0" y="0"/>
                 <wp:positionH relativeFrom="column">
                   <wp:posOffset>1453515</wp:posOffset>
@@ -3486,8 +3935,8 @@
           </mc:Choice>
           <mc:Fallback>
             <w:pict>
-              <v:group w14:anchorId="108C7CA8" id="Grupo 32" o:spid="_x0000_s1036" style="position:absolute;margin-left:114.45pt;margin-top:577.9pt;width:383.25pt;height:132.1pt;z-index:251692032;mso-width-relative:margin;mso-height-relative:margin" coordorigin="-219,-1047" coordsize="43397,16784" o:gfxdata="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">
-                <v:rect id="Rectángulo 30" o:spid="_x0000_s1037" style="position:absolute;left:-219;top:-1047;width:43331;height:3060;visibility:visible;mso-wrap-style:square;v-text-anchor:middle" o:gfxdata="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" fillcolor="#4a5c74 [3058]" stroked="f" strokeweight="1pt">
+              <v:group w14:anchorId="108C7CA8" id="Grupo 32" o:spid="_x0000_s1039" style="position:absolute;margin-left:114.45pt;margin-top:577.9pt;width:383.25pt;height:132.1pt;z-index:251691008;mso-width-relative:margin;mso-height-relative:margin" coordorigin="-219,-1047" coordsize="43397,16784" o:gfxdata="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">
+                <v:rect id="Rectángulo 30" o:spid="_x0000_s1040" style="position:absolute;left:-219;top:-1047;width:43331;height:3060;visibility:visible;mso-wrap-style:square;v-text-anchor:middle" o:gfxdata="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" fillcolor="#4a5c74 [3058]" stroked="f" strokeweight="1pt">
                   <v:textbox>
                     <w:txbxContent>
                       <w:p>
@@ -3517,7 +3966,7 @@
                     </w:txbxContent>
                   </v:textbox>
                 </v:rect>
-                <v:rect id="Rectángulo 31" o:spid="_x0000_s1038" style="position:absolute;left:464;top:2496;width:42713;height:13241;visibility:visible;mso-wrap-style:square;v-text-anchor:middle" o:gfxdata="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" filled="f" stroked="f">
+                <v:rect id="Rectángulo 31" o:spid="_x0000_s1041" style="position:absolute;left:464;top:2496;width:42713;height:13241;visibility:visible;mso-wrap-style:square;v-text-anchor:middle" o:gfxdata="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" filled="f" stroked="f">
                   <v:textbox>
                     <w:txbxContent>
                       <w:p>
@@ -3653,7 +4102,7 @@
         <mc:AlternateContent>
           <mc:Choice Requires="wpg">
             <w:drawing>
-              <wp:anchor distT="0" distB="0" distL="114300" distR="114300" simplePos="0" relativeHeight="251684864" behindDoc="0" locked="0" layoutInCell="1" allowOverlap="1" wp14:anchorId="58CCCA52" wp14:editId="3E8D0839">
+              <wp:anchor distT="0" distB="0" distL="114300" distR="114300" simplePos="0" relativeHeight="251683840" behindDoc="0" locked="0" layoutInCell="1" allowOverlap="1" wp14:anchorId="58CCCA52" wp14:editId="178B7522">
                 <wp:simplePos x="0" y="0"/>
                 <wp:positionH relativeFrom="column">
                   <wp:posOffset>1453515</wp:posOffset>
@@ -4149,8 +4598,8 @@
           </mc:Choice>
           <mc:Fallback>
             <w:pict>
-              <v:group w14:anchorId="58CCCA52" id="_x0000_s1039" style="position:absolute;margin-left:114.45pt;margin-top:399.4pt;width:382.65pt;height:178.5pt;z-index:251684864;mso-height-relative:margin" coordorigin="-95" coordsize="48600,16954" o:gfxdata="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">
-                <v:rect id="Rectángulo 487003983" o:spid="_x0000_s1040" style="position:absolute;left:-95;width:48599;height:2288;visibility:visible;mso-wrap-style:square;v-text-anchor:middle" o:gfxdata="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" fillcolor="#4a5c74 [3058]" stroked="f" strokeweight="1pt">
+              <v:group w14:anchorId="58CCCA52" id="_x0000_s1042" style="position:absolute;margin-left:114.45pt;margin-top:399.4pt;width:382.65pt;height:178.5pt;z-index:251683840;mso-height-relative:margin" coordorigin="-95" coordsize="48600,16954" o:gfxdata="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">
+                <v:rect id="Rectángulo 487003983" o:spid="_x0000_s1043" style="position:absolute;left:-95;width:48599;height:2288;visibility:visible;mso-wrap-style:square;v-text-anchor:middle" o:gfxdata="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" fillcolor="#4a5c74 [3058]" stroked="f" strokeweight="1pt">
                   <v:textbox>
                     <w:txbxContent>
                       <w:p>
@@ -4180,7 +4629,7 @@
                     </w:txbxContent>
                   </v:textbox>
                 </v:rect>
-                <v:rect id="Rectángulo 2012723158" o:spid="_x0000_s1041" style="position:absolute;left:142;top:3087;width:48279;height:13867;visibility:visible;mso-wrap-style:square;v-text-anchor:middle" o:gfxdata="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" filled="f" stroked="f">
+                <v:rect id="Rectángulo 2012723158" o:spid="_x0000_s1044" style="position:absolute;left:142;top:3087;width:48279;height:13867;visibility:visible;mso-wrap-style:square;v-text-anchor:middle" o:gfxdata="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" filled="f" stroked="f">
                   <v:textbox>
                     <w:txbxContent>
                       <w:p>
@@ -4537,427 +4986,6 @@
                             <w:lang w:val="es-SV"/>
                           </w:rPr>
                         </w:pPr>
-                      </w:p>
-                    </w:txbxContent>
-                  </v:textbox>
-                </v:rect>
-              </v:group>
-            </w:pict>
-          </mc:Fallback>
-        </mc:AlternateContent>
-      </w:r>
-      <w:r>
-        <w:rPr>
-          <w:noProof/>
-        </w:rPr>
-        <mc:AlternateContent>
-          <mc:Choice Requires="wpg">
-            <w:drawing>
-              <wp:anchor distT="0" distB="0" distL="114300" distR="114300" simplePos="0" relativeHeight="251707392" behindDoc="0" locked="0" layoutInCell="1" allowOverlap="1" wp14:anchorId="2004BF3D" wp14:editId="71C84C02">
-                <wp:simplePos x="0" y="0"/>
-                <wp:positionH relativeFrom="column">
-                  <wp:posOffset>1282065</wp:posOffset>
-                </wp:positionH>
-                <wp:positionV relativeFrom="paragraph">
-                  <wp:posOffset>3367405</wp:posOffset>
-                </wp:positionV>
-                <wp:extent cx="5031105" cy="1495425"/>
-                <wp:effectExtent l="0" t="0" r="0" b="9525"/>
-                <wp:wrapNone/>
-                <wp:docPr id="1955751278" name="Grupo 20"/>
-                <wp:cNvGraphicFramePr/>
-                <a:graphic xmlns:a="http://schemas.openxmlformats.org/drawingml/2006/main">
-                  <a:graphicData uri="http://schemas.microsoft.com/office/word/2010/wordprocessingGroup">
-                    <wpg:wgp>
-                      <wpg:cNvGrpSpPr/>
-                      <wpg:grpSpPr>
-                        <a:xfrm>
-                          <a:off x="0" y="0"/>
-                          <a:ext cx="5031105" cy="1495425"/>
-                          <a:chOff x="0" y="0"/>
-                          <a:chExt cx="5031105" cy="1495425"/>
-                        </a:xfrm>
-                      </wpg:grpSpPr>
-                      <wps:wsp>
-                        <wps:cNvPr id="1633008960" name="Rectángulo 20"/>
-                        <wps:cNvSpPr/>
-                        <wps:spPr>
-                          <a:xfrm>
-                            <a:off x="0" y="304800"/>
-                            <a:ext cx="4143375" cy="1190625"/>
-                          </a:xfrm>
-                          <a:prstGeom prst="rect">
-                            <a:avLst/>
-                          </a:prstGeom>
-                          <a:noFill/>
-                          <a:ln>
-                            <a:noFill/>
-                          </a:ln>
-                        </wps:spPr>
-                        <wps:style>
-                          <a:lnRef idx="0">
-                            <a:scrgbClr r="0" g="0" b="0"/>
-                          </a:lnRef>
-                          <a:fillRef idx="0">
-                            <a:scrgbClr r="0" g="0" b="0"/>
-                          </a:fillRef>
-                          <a:effectRef idx="0">
-                            <a:scrgbClr r="0" g="0" b="0"/>
-                          </a:effectRef>
-                          <a:fontRef idx="minor">
-                            <a:schemeClr val="dk1"/>
-                          </a:fontRef>
-                        </wps:style>
-                        <wps:txbx>
-                          <w:txbxContent>
-                            <w:p>
-                              <w:pPr>
-                                <w:pStyle w:val="Prrafodelista"/>
-                                <w:numPr>
-                                  <w:ilvl w:val="0"/>
-                                  <w:numId w:val="16"/>
-                                </w:numPr>
-                                <w:rPr>
-                                  <w:lang w:val="es-ES"/>
-                                </w:rPr>
-                              </w:pPr>
-                              <w:r>
-                                <w:rPr>
-                                  <w:lang w:val="es-ES"/>
-                                </w:rPr>
-                                <w:t>Trabajo en equipo</w:t>
-                              </w:r>
-                              <w:r>
-                                <w:rPr>
-                                  <w:lang w:val="es-ES"/>
-                                </w:rPr>
-                                <w:t>.</w:t>
-                              </w:r>
-                            </w:p>
-                            <w:p>
-                              <w:pPr>
-                                <w:pStyle w:val="Prrafodelista"/>
-                                <w:numPr>
-                                  <w:ilvl w:val="0"/>
-                                  <w:numId w:val="16"/>
-                                </w:numPr>
-                                <w:rPr>
-                                  <w:lang w:val="es-ES"/>
-                                </w:rPr>
-                              </w:pPr>
-                              <w:r>
-                                <w:rPr>
-                                  <w:lang w:val="es-ES"/>
-                                </w:rPr>
-                                <w:t>Resolución de problemas</w:t>
-                              </w:r>
-                              <w:r>
-                                <w:rPr>
-                                  <w:lang w:val="es-ES"/>
-                                </w:rPr>
-                                <w:t>.</w:t>
-                              </w:r>
-                            </w:p>
-                            <w:p>
-                              <w:pPr>
-                                <w:pStyle w:val="Prrafodelista"/>
-                                <w:numPr>
-                                  <w:ilvl w:val="0"/>
-                                  <w:numId w:val="16"/>
-                                </w:numPr>
-                                <w:rPr>
-                                  <w:lang w:val="es-ES"/>
-                                </w:rPr>
-                              </w:pPr>
-                              <w:r>
-                                <w:rPr>
-                                  <w:lang w:val="es-ES"/>
-                                </w:rPr>
-                                <w:t>Adaptabilidad a los entornos</w:t>
-                              </w:r>
-                              <w:r>
-                                <w:rPr>
-                                  <w:lang w:val="es-ES"/>
-                                </w:rPr>
-                                <w:t xml:space="preserve"> de trabajo</w:t>
-                              </w:r>
-                              <w:r>
-                                <w:rPr>
-                                  <w:lang w:val="es-ES"/>
-                                </w:rPr>
-                                <w:t>.</w:t>
-                              </w:r>
-                            </w:p>
-                            <w:p>
-                              <w:pPr>
-                                <w:pStyle w:val="Prrafodelista"/>
-                                <w:numPr>
-                                  <w:ilvl w:val="0"/>
-                                  <w:numId w:val="16"/>
-                                </w:numPr>
-                                <w:rPr>
-                                  <w:lang w:val="es-ES"/>
-                                </w:rPr>
-                              </w:pPr>
-                              <w:r>
-                                <w:rPr>
-                                  <w:lang w:val="es-ES"/>
-                                </w:rPr>
-                                <w:t>Gestión del tiempo</w:t>
-                              </w:r>
-                              <w:r>
-                                <w:rPr>
-                                  <w:lang w:val="es-ES"/>
-                                </w:rPr>
-                                <w:t>.</w:t>
-                              </w:r>
-                            </w:p>
-                            <w:p>
-                              <w:pPr>
-                                <w:pStyle w:val="Prrafodelista"/>
-                                <w:rPr>
-                                  <w:lang w:val="es-ES"/>
-                                </w:rPr>
-                              </w:pPr>
-                            </w:p>
-                            <w:p>
-                              <w:pPr>
-                                <w:rPr>
-                                  <w:lang w:val="es-ES"/>
-                                </w:rPr>
-                              </w:pPr>
-                            </w:p>
-                          </w:txbxContent>
-                        </wps:txbx>
-                        <wps:bodyPr rot="0" spcFirstLastPara="0" vertOverflow="overflow" horzOverflow="overflow" vert="horz" wrap="square" lIns="91440" tIns="45720" rIns="91440" bIns="45720" numCol="1" spcCol="0" rtlCol="0" fromWordArt="0" anchor="ctr" anchorCtr="0" forceAA="0" compatLnSpc="1">
-                          <a:prstTxWarp prst="textNoShape">
-                            <a:avLst/>
-                          </a:prstTxWarp>
-                          <a:noAutofit/>
-                        </wps:bodyPr>
-                      </wps:wsp>
-                      <wps:wsp>
-                        <wps:cNvPr id="285600817" name="Rectángulo 1"/>
-                        <wps:cNvSpPr/>
-                        <wps:spPr>
-                          <a:xfrm>
-                            <a:off x="171450" y="0"/>
-                            <a:ext cx="4859655" cy="304691"/>
-                          </a:xfrm>
-                          <a:prstGeom prst="rect">
-                            <a:avLst/>
-                          </a:prstGeom>
-                          <a:ln>
-                            <a:noFill/>
-                          </a:ln>
-                        </wps:spPr>
-                        <wps:style>
-                          <a:lnRef idx="2">
-                            <a:schemeClr val="dk1"/>
-                          </a:lnRef>
-                          <a:fillRef idx="1002">
-                            <a:schemeClr val="dk2"/>
-                          </a:fillRef>
-                          <a:effectRef idx="0">
-                            <a:schemeClr val="dk1"/>
-                          </a:effectRef>
-                          <a:fontRef idx="minor">
-                            <a:schemeClr val="dk1"/>
-                          </a:fontRef>
-                        </wps:style>
-                        <wps:txbx>
-                          <w:txbxContent>
-                            <w:p>
-                              <w:pPr>
-                                <w:pStyle w:val="Prrafodelista"/>
-                                <w:numPr>
-                                  <w:ilvl w:val="0"/>
-                                  <w:numId w:val="18"/>
-                                </w:numPr>
-                                <w:rPr>
-                                  <w:b/>
-                                  <w:bCs/>
-                                  <w:color w:val="FFFFFF" w:themeColor="background1"/>
-                                  <w:lang w:val="es-ES"/>
-                                </w:rPr>
-                              </w:pPr>
-                              <w:r>
-                                <w:rPr>
-                                  <w:b/>
-                                  <w:bCs/>
-                                  <w:color w:val="FFFFFF" w:themeColor="background1"/>
-                                  <w:lang w:val="es-ES"/>
-                                </w:rPr>
-                                <w:t>Blandas</w:t>
-                              </w:r>
-                            </w:p>
-                          </w:txbxContent>
-                        </wps:txbx>
-                        <wps:bodyPr rot="0" spcFirstLastPara="0" vertOverflow="overflow" horzOverflow="overflow" vert="horz" wrap="square" lIns="91440" tIns="45720" rIns="91440" bIns="45720" numCol="1" spcCol="0" rtlCol="0" fromWordArt="0" anchor="ctr" anchorCtr="0" forceAA="0" compatLnSpc="1">
-                          <a:prstTxWarp prst="textNoShape">
-                            <a:avLst/>
-                          </a:prstTxWarp>
-                          <a:noAutofit/>
-                        </wps:bodyPr>
-                      </wps:wsp>
-                    </wpg:wgp>
-                  </a:graphicData>
-                </a:graphic>
-              </wp:anchor>
-            </w:drawing>
-          </mc:Choice>
-          <mc:Fallback>
-            <w:pict>
-              <v:group w14:anchorId="2004BF3D" id="Grupo 20" o:spid="_x0000_s1042" style="position:absolute;margin-left:100.95pt;margin-top:265.15pt;width:396.15pt;height:117.75pt;z-index:251707392" coordsize="50311,14954" o:gfxdata="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">
-                <v:rect id="Rectángulo 20" o:spid="_x0000_s1043" style="position:absolute;top:3048;width:41433;height:11906;visibility:visible;mso-wrap-style:square;v-text-anchor:middle" o:gfxdata="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" filled="f" stroked="f">
-                  <v:textbox>
-                    <w:txbxContent>
-                      <w:p>
-                        <w:pPr>
-                          <w:pStyle w:val="Prrafodelista"/>
-                          <w:numPr>
-                            <w:ilvl w:val="0"/>
-                            <w:numId w:val="16"/>
-                          </w:numPr>
-                          <w:rPr>
-                            <w:lang w:val="es-ES"/>
-                          </w:rPr>
-                        </w:pPr>
-                        <w:r>
-                          <w:rPr>
-                            <w:lang w:val="es-ES"/>
-                          </w:rPr>
-                          <w:t>Trabajo en equipo</w:t>
-                        </w:r>
-                        <w:r>
-                          <w:rPr>
-                            <w:lang w:val="es-ES"/>
-                          </w:rPr>
-                          <w:t>.</w:t>
-                        </w:r>
-                      </w:p>
-                      <w:p>
-                        <w:pPr>
-                          <w:pStyle w:val="Prrafodelista"/>
-                          <w:numPr>
-                            <w:ilvl w:val="0"/>
-                            <w:numId w:val="16"/>
-                          </w:numPr>
-                          <w:rPr>
-                            <w:lang w:val="es-ES"/>
-                          </w:rPr>
-                        </w:pPr>
-                        <w:r>
-                          <w:rPr>
-                            <w:lang w:val="es-ES"/>
-                          </w:rPr>
-                          <w:t>Resolución de problemas</w:t>
-                        </w:r>
-                        <w:r>
-                          <w:rPr>
-                            <w:lang w:val="es-ES"/>
-                          </w:rPr>
-                          <w:t>.</w:t>
-                        </w:r>
-                      </w:p>
-                      <w:p>
-                        <w:pPr>
-                          <w:pStyle w:val="Prrafodelista"/>
-                          <w:numPr>
-                            <w:ilvl w:val="0"/>
-                            <w:numId w:val="16"/>
-                          </w:numPr>
-                          <w:rPr>
-                            <w:lang w:val="es-ES"/>
-                          </w:rPr>
-                        </w:pPr>
-                        <w:r>
-                          <w:rPr>
-                            <w:lang w:val="es-ES"/>
-                          </w:rPr>
-                          <w:t>Adaptabilidad a los entornos</w:t>
-                        </w:r>
-                        <w:r>
-                          <w:rPr>
-                            <w:lang w:val="es-ES"/>
-                          </w:rPr>
-                          <w:t xml:space="preserve"> de trabajo</w:t>
-                        </w:r>
-                        <w:r>
-                          <w:rPr>
-                            <w:lang w:val="es-ES"/>
-                          </w:rPr>
-                          <w:t>.</w:t>
-                        </w:r>
-                      </w:p>
-                      <w:p>
-                        <w:pPr>
-                          <w:pStyle w:val="Prrafodelista"/>
-                          <w:numPr>
-                            <w:ilvl w:val="0"/>
-                            <w:numId w:val="16"/>
-                          </w:numPr>
-                          <w:rPr>
-                            <w:lang w:val="es-ES"/>
-                          </w:rPr>
-                        </w:pPr>
-                        <w:r>
-                          <w:rPr>
-                            <w:lang w:val="es-ES"/>
-                          </w:rPr>
-                          <w:t>Gestión del tiempo</w:t>
-                        </w:r>
-                        <w:r>
-                          <w:rPr>
-                            <w:lang w:val="es-ES"/>
-                          </w:rPr>
-                          <w:t>.</w:t>
-                        </w:r>
-                      </w:p>
-                      <w:p>
-                        <w:pPr>
-                          <w:pStyle w:val="Prrafodelista"/>
-                          <w:rPr>
-                            <w:lang w:val="es-ES"/>
-                          </w:rPr>
-                        </w:pPr>
-                      </w:p>
-                      <w:p>
-                        <w:pPr>
-                          <w:rPr>
-                            <w:lang w:val="es-ES"/>
-                          </w:rPr>
-                        </w:pPr>
-                      </w:p>
-                    </w:txbxContent>
-                  </v:textbox>
-                </v:rect>
-                <v:rect id="Rectángulo 1" o:spid="_x0000_s1044" style="position:absolute;left:1714;width:48597;height:3046;visibility:visible;mso-wrap-style:square;v-text-anchor:middle" o:gfxdata="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" fillcolor="#4a5c74 [3058]" stroked="f" strokeweight="1pt">
-                  <v:textbox>
-                    <w:txbxContent>
-                      <w:p>
-                        <w:pPr>
-                          <w:pStyle w:val="Prrafodelista"/>
-                          <w:numPr>
-                            <w:ilvl w:val="0"/>
-                            <w:numId w:val="18"/>
-                          </w:numPr>
-                          <w:rPr>
-                            <w:b/>
-                            <w:bCs/>
-                            <w:color w:val="FFFFFF" w:themeColor="background1"/>
-                            <w:lang w:val="es-ES"/>
-                          </w:rPr>
-                        </w:pPr>
-                        <w:r>
-                          <w:rPr>
-                            <w:b/>
-                            <w:bCs/>
-                            <w:color w:val="FFFFFF" w:themeColor="background1"/>
-                            <w:lang w:val="es-ES"/>
-                          </w:rPr>
-                          <w:t>Blandas</w:t>
-                        </w:r>
                       </w:p>
                     </w:txbxContent>
                   </v:textbox>
@@ -4978,7 +5006,7 @@
         <mc:AlternateContent>
           <mc:Choice Requires="wps">
             <w:drawing>
-              <wp:anchor distT="0" distB="0" distL="114300" distR="114300" simplePos="0" relativeHeight="251666432" behindDoc="0" locked="0" layoutInCell="1" allowOverlap="1" wp14:anchorId="318AF401" wp14:editId="0B6D234E">
+              <wp:anchor distT="0" distB="0" distL="114300" distR="114300" simplePos="0" relativeHeight="251665408" behindDoc="0" locked="0" layoutInCell="1" allowOverlap="1" wp14:anchorId="318AF401" wp14:editId="1678135C">
                 <wp:simplePos x="0" y="0"/>
                 <wp:positionH relativeFrom="margin">
                   <wp:posOffset>1453515</wp:posOffset>
@@ -5065,7 +5093,7 @@
           </mc:Choice>
           <mc:Fallback>
             <w:pict>
-              <v:rect w14:anchorId="318AF401" id="Rectángulo 14" o:spid="_x0000_s1045" style="position:absolute;margin-left:114.45pt;margin-top:92.15pt;width:382.65pt;height:24.05pt;z-index:251666432;visibility:visible;mso-wrap-style:square;mso-width-percent:0;mso-height-percent:0;mso-wrap-distance-left:9pt;mso-wrap-distance-top:0;mso-wrap-distance-right:9pt;mso-wrap-distance-bottom:0;mso-position-horizontal:absolute;mso-position-horizontal-relative:margin;mso-position-vertical:absolute;mso-position-vertical-relative:text;mso-width-percent:0;mso-height-percent:0;mso-width-relative:margin;mso-height-relative:margin;v-text-anchor:middle" o:gfxdata="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" fillcolor="#4a5c74 [3058]" stroked="f" strokeweight="1pt">
+              <v:rect w14:anchorId="318AF401" id="Rectángulo 14" o:spid="_x0000_s1045" style="position:absolute;margin-left:114.45pt;margin-top:92.15pt;width:382.65pt;height:24.05pt;z-index:251665408;visibility:visible;mso-wrap-style:square;mso-width-percent:0;mso-height-percent:0;mso-wrap-distance-left:9pt;mso-wrap-distance-top:0;mso-wrap-distance-right:9pt;mso-wrap-distance-bottom:0;mso-position-horizontal:absolute;mso-position-horizontal-relative:margin;mso-position-vertical:absolute;mso-position-vertical-relative:text;mso-width-percent:0;mso-height-percent:0;mso-width-relative:margin;mso-height-relative:margin;v-text-anchor:middle" o:gfxdata="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" fillcolor="#4a5c74 [3058]" stroked="f" strokeweight="1pt">
                 <v:textbox>
                   <w:txbxContent>
                     <w:p>
@@ -5107,7 +5135,7 @@
         <mc:AlternateContent>
           <mc:Choice Requires="wps">
             <w:drawing>
-              <wp:anchor distT="0" distB="0" distL="114300" distR="114300" simplePos="0" relativeHeight="251698176" behindDoc="0" locked="0" layoutInCell="1" allowOverlap="1" wp14:anchorId="560F6B64" wp14:editId="36A22145">
+              <wp:anchor distT="0" distB="0" distL="114300" distR="114300" simplePos="0" relativeHeight="251697152" behindDoc="0" locked="0" layoutInCell="1" allowOverlap="1" wp14:anchorId="560F6B64" wp14:editId="54E3ED50">
                 <wp:simplePos x="0" y="0"/>
                 <wp:positionH relativeFrom="page">
                   <wp:posOffset>38100</wp:posOffset>
@@ -5203,7 +5231,7 @@
                               </w:rPr>
                               <w:t xml:space="preserve">Correo: </w:t>
                             </w:r>
-                            <w:hyperlink r:id="rId16" w:history="1">
+                            <w:hyperlink r:id="rId20" w:history="1">
                               <w:r>
                                 <w:rPr>
                                   <w:rStyle w:val="Hipervnculo"/>
@@ -5291,7 +5319,7 @@
           </mc:Choice>
           <mc:Fallback>
             <w:pict>
-              <v:rect w14:anchorId="560F6B64" id="Rectángulo 29" o:spid="_x0000_s1046" style="position:absolute;margin-left:3pt;margin-top:37.9pt;width:183.75pt;height:55.15pt;z-index:251698176;visibility:visible;mso-wrap-style:square;mso-width-percent:0;mso-height-percent:0;mso-wrap-distance-left:9pt;mso-wrap-distance-top:0;mso-wrap-distance-right:9pt;mso-wrap-distance-bottom:0;mso-position-horizontal:absolute;mso-position-horizontal-relative:page;mso-position-vertical:absolute;mso-position-vertical-relative:text;mso-width-percent:0;mso-height-percent:0;mso-width-relative:margin;mso-height-relative:margin;v-text-anchor:middle" o:gfxdata="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" fillcolor="#4a5c74 [3058]" stroked="f" strokeweight="1pt">
+              <v:rect w14:anchorId="560F6B64" id="Rectángulo 29" o:spid="_x0000_s1046" style="position:absolute;margin-left:3pt;margin-top:37.9pt;width:183.75pt;height:55.15pt;z-index:251697152;visibility:visible;mso-wrap-style:square;mso-width-percent:0;mso-height-percent:0;mso-wrap-distance-left:9pt;mso-wrap-distance-top:0;mso-wrap-distance-right:9pt;mso-wrap-distance-bottom:0;mso-position-horizontal:absolute;mso-position-horizontal-relative:page;mso-position-vertical:absolute;mso-position-vertical-relative:text;mso-width-percent:0;mso-height-percent:0;mso-width-relative:margin;mso-height-relative:margin;v-text-anchor:middle" o:gfxdata="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" fillcolor="#4a5c74 [3058]" stroked="f" strokeweight="1pt">
                 <v:textbox>
                   <w:txbxContent>
                     <w:p>
@@ -5343,7 +5371,7 @@
                         </w:rPr>
                         <w:t xml:space="preserve">Correo: </w:t>
                       </w:r>
-                      <w:hyperlink r:id="rId17" w:history="1">
+                      <w:hyperlink r:id="rId21" w:history="1">
                         <w:r>
                           <w:rPr>
                             <w:rStyle w:val="Hipervnculo"/>
@@ -5428,7 +5456,7 @@
         <mc:AlternateContent>
           <mc:Choice Requires="wps">
             <w:drawing>
-              <wp:anchor distT="0" distB="0" distL="114300" distR="114300" simplePos="0" relativeHeight="251646976" behindDoc="0" locked="0" layoutInCell="1" allowOverlap="1" wp14:anchorId="2C2893CC" wp14:editId="048A0340">
+              <wp:anchor distT="0" distB="0" distL="114300" distR="114300" simplePos="0" relativeHeight="251645952" behindDoc="0" locked="0" layoutInCell="1" allowOverlap="1" wp14:anchorId="2C2893CC" wp14:editId="0BF13B39">
                 <wp:simplePos x="0" y="0"/>
                 <wp:positionH relativeFrom="page">
                   <wp:posOffset>0</wp:posOffset>
@@ -5490,7 +5518,7 @@
           </mc:Choice>
           <mc:Fallback>
             <w:pict>
-              <v:rect w14:anchorId="52D9FDB4" id="Rectángulo 1" o:spid="_x0000_s1026" style="position:absolute;margin-left:0;margin-top:-70.85pt;width:198.95pt;height:786.25pt;z-index:251646976;visibility:visible;mso-wrap-style:square;mso-width-percent:0;mso-height-percent:0;mso-wrap-distance-left:9pt;mso-wrap-distance-top:0;mso-wrap-distance-right:9pt;mso-wrap-distance-bottom:0;mso-position-horizontal:absolute;mso-position-horizontal-relative:page;mso-position-vertical:absolute;mso-position-vertical-relative:text;mso-width-percent:0;mso-height-percent:0;mso-width-relative:margin;mso-height-relative:margin;v-text-anchor:middle" o:gfxdata="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" fillcolor="#4a5c74 [3058]" strokecolor="#1f3763 [1604]" strokeweight="1pt">
+              <v:rect w14:anchorId="447EFE2C" id="Rectángulo 1" o:spid="_x0000_s1026" style="position:absolute;margin-left:0;margin-top:-70.85pt;width:198.95pt;height:786.25pt;z-index:251645952;visibility:visible;mso-wrap-style:square;mso-width-percent:0;mso-height-percent:0;mso-wrap-distance-left:9pt;mso-wrap-distance-top:0;mso-wrap-distance-right:9pt;mso-wrap-distance-bottom:0;mso-position-horizontal:absolute;mso-position-horizontal-relative:page;mso-position-vertical:absolute;mso-position-vertical-relative:text;mso-width-percent:0;mso-height-percent:0;mso-width-relative:margin;mso-height-relative:margin;v-text-anchor:middle" o:gfxdata="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" fillcolor="#4a5c74 [3058]" strokecolor="#1f3763 [1604]" strokeweight="1pt">
                 <w10:wrap anchorx="page"/>
               </v:rect>
             </w:pict>
@@ -8875,7 +8903,6 @@
   <w:style w:type="character" w:default="1" w:styleId="Fuentedeprrafopredeter">
     <w:name w:val="Default Paragraph Font"/>
     <w:uiPriority w:val="1"/>
-    <w:semiHidden/>
     <w:unhideWhenUsed/>
   </w:style>
   <w:style w:type="table" w:default="1" w:styleId="Tablanormal">
